--- a/shortened_implementation/CS-434_Bioinformatics_PBL_Report.docx
+++ b/shortened_implementation/CS-434_Bioinformatics_PBL_Report.docx
@@ -343,16 +343,7 @@
           <w:sz w:val="32"/>
           <w:szCs w:val="32"/>
         </w:rPr>
-        <w:t>Bioinforma</w:t>
-      </w:r>
-      <w:r>
-        <w:rPr>
-          <w:b/>
-          <w:bCs/>
-          <w:sz w:val="32"/>
-          <w:szCs w:val="32"/>
-        </w:rPr>
-        <w:t>tics</w:t>
+        <w:t>Bioinformatics</w:t>
       </w:r>
     </w:p>
     <w:p>
@@ -679,7 +670,7 @@
           <w:r>
             <w:fldChar w:fldCharType="separate"/>
           </w:r>
-          <w:hyperlink w:anchor="_Toc244433976" w:history="1">
+          <w:hyperlink w:anchor="_Toc244444798" w:history="1">
             <w:r>
               <w:rPr>
                 <w:rStyle w:val="Hyperlink"/>
@@ -706,7 +697,7 @@
                 <w:noProof/>
                 <w:webHidden/>
               </w:rPr>
-              <w:instrText xml:space="preserve"> PAGEREF _Toc244433976 \h </w:instrText>
+              <w:instrText xml:space="preserve"> PAGEREF _Toc244444798 \h </w:instrText>
             </w:r>
             <w:r>
               <w:rPr>
@@ -748,7 +739,7 @@
               <w:noProof/>
             </w:rPr>
           </w:pPr>
-          <w:hyperlink w:anchor="_Toc244433977" w:history="1">
+          <w:hyperlink w:anchor="_Toc244444799" w:history="1">
             <w:r>
               <w:rPr>
                 <w:rStyle w:val="Hyperlink"/>
@@ -775,7 +766,7 @@
                 <w:noProof/>
                 <w:webHidden/>
               </w:rPr>
-              <w:instrText xml:space="preserve"> PAGEREF _Toc244433977 \h </w:instrText>
+              <w:instrText xml:space="preserve"> PAGEREF _Toc244444799 \h </w:instrText>
             </w:r>
             <w:r>
               <w:rPr>
@@ -817,7 +808,7 @@
               <w:noProof/>
             </w:rPr>
           </w:pPr>
-          <w:hyperlink w:anchor="_Toc244433978" w:history="1">
+          <w:hyperlink w:anchor="_Toc244444800" w:history="1">
             <w:r>
               <w:rPr>
                 <w:rStyle w:val="Hyperlink"/>
@@ -844,7 +835,7 @@
                 <w:noProof/>
                 <w:webHidden/>
               </w:rPr>
-              <w:instrText xml:space="preserve"> PAGEREF _Toc244433978 \h </w:instrText>
+              <w:instrText xml:space="preserve"> PAGEREF _Toc244444800 \h </w:instrText>
             </w:r>
             <w:r>
               <w:rPr>
@@ -886,7 +877,7 @@
               <w:noProof/>
             </w:rPr>
           </w:pPr>
-          <w:hyperlink w:anchor="_Toc244433979" w:history="1">
+          <w:hyperlink w:anchor="_Toc244444801" w:history="1">
             <w:r>
               <w:rPr>
                 <w:rStyle w:val="Hyperlink"/>
@@ -913,7 +904,7 @@
                 <w:noProof/>
                 <w:webHidden/>
               </w:rPr>
-              <w:instrText xml:space="preserve"> PAGEREF _Toc244433979 \h </w:instrText>
+              <w:instrText xml:space="preserve"> PAGEREF _Toc244444801 \h </w:instrText>
             </w:r>
             <w:r>
               <w:rPr>
@@ -955,7 +946,7 @@
               <w:noProof/>
             </w:rPr>
           </w:pPr>
-          <w:hyperlink w:anchor="_Toc244433980" w:history="1">
+          <w:hyperlink w:anchor="_Toc244444802" w:history="1">
             <w:r>
               <w:rPr>
                 <w:rStyle w:val="Hyperlink"/>
@@ -982,7 +973,7 @@
                 <w:noProof/>
                 <w:webHidden/>
               </w:rPr>
-              <w:instrText xml:space="preserve"> PAGEREF _Toc244433980 \h </w:instrText>
+              <w:instrText xml:space="preserve"> PAGEREF _Toc244444802 \h </w:instrText>
             </w:r>
             <w:r>
               <w:rPr>
@@ -1024,7 +1015,7 @@
               <w:noProof/>
             </w:rPr>
           </w:pPr>
-          <w:hyperlink w:anchor="_Toc244433981" w:history="1">
+          <w:hyperlink w:anchor="_Toc244444803" w:history="1">
             <w:r>
               <w:rPr>
                 <w:rStyle w:val="Hyperlink"/>
@@ -1051,7 +1042,7 @@
                 <w:noProof/>
                 <w:webHidden/>
               </w:rPr>
-              <w:instrText xml:space="preserve"> PAGEREF _Toc244433981 \h </w:instrText>
+              <w:instrText xml:space="preserve"> PAGEREF _Toc244444803 \h </w:instrText>
             </w:r>
             <w:r>
               <w:rPr>
@@ -1093,7 +1084,7 @@
               <w:noProof/>
             </w:rPr>
           </w:pPr>
-          <w:hyperlink w:anchor="_Toc244433982" w:history="1">
+          <w:hyperlink w:anchor="_Toc244444804" w:history="1">
             <w:r>
               <w:rPr>
                 <w:rStyle w:val="Hyperlink"/>
@@ -1120,7 +1111,7 @@
                 <w:noProof/>
                 <w:webHidden/>
               </w:rPr>
-              <w:instrText xml:space="preserve"> PAGEREF _Toc244433982 \h </w:instrText>
+              <w:instrText xml:space="preserve"> PAGEREF _Toc244444804 \h </w:instrText>
             </w:r>
             <w:r>
               <w:rPr>
@@ -1162,13 +1153,13 @@
               <w:noProof/>
             </w:rPr>
           </w:pPr>
-          <w:hyperlink w:anchor="_Toc244433983" w:history="1">
+          <w:hyperlink w:anchor="_Toc244444805" w:history="1">
             <w:r>
               <w:rPr>
                 <w:rStyle w:val="Hyperlink"/>
                 <w:noProof/>
               </w:rPr>
-              <w:t>3. Alignment: Global Alignment with Affine Gap Penalty (GAFF)</w:t>
+              <w:t>3. Dynamic Programming: Global Alignment with Affine Gap Penalty (GAFF)</w:t>
             </w:r>
             <w:r>
               <w:rPr>
@@ -1189,7 +1180,7 @@
                 <w:noProof/>
                 <w:webHidden/>
               </w:rPr>
-              <w:instrText xml:space="preserve"> PAGEREF _Toc244433983 \h </w:instrText>
+              <w:instrText xml:space="preserve"> PAGEREF _Toc244444805 \h </w:instrText>
             </w:r>
             <w:r>
               <w:rPr>
@@ -1231,7 +1222,7 @@
               <w:noProof/>
             </w:rPr>
           </w:pPr>
-          <w:hyperlink w:anchor="_Toc244433984" w:history="1">
+          <w:hyperlink w:anchor="_Toc244444806" w:history="1">
             <w:r>
               <w:rPr>
                 <w:rStyle w:val="Hyperlink"/>
@@ -1258,7 +1249,7 @@
                 <w:noProof/>
                 <w:webHidden/>
               </w:rPr>
-              <w:instrText xml:space="preserve"> PAGEREF _Toc244433984 \h </w:instrText>
+              <w:instrText xml:space="preserve"> PAGEREF _Toc244444806 \h </w:instrText>
             </w:r>
             <w:r>
               <w:rPr>
@@ -1300,7 +1291,7 @@
               <w:noProof/>
             </w:rPr>
           </w:pPr>
-          <w:hyperlink w:anchor="_Toc244433985" w:history="1">
+          <w:hyperlink w:anchor="_Toc244444807" w:history="1">
             <w:r>
               <w:rPr>
                 <w:rStyle w:val="Hyperlink"/>
@@ -1327,7 +1318,7 @@
                 <w:noProof/>
                 <w:webHidden/>
               </w:rPr>
-              <w:instrText xml:space="preserve"> PAGEREF _Toc244433985 \h </w:instrText>
+              <w:instrText xml:space="preserve"> PAGEREF _Toc244444807 \h </w:instrText>
             </w:r>
             <w:r>
               <w:rPr>
@@ -1369,7 +1360,7 @@
               <w:noProof/>
             </w:rPr>
           </w:pPr>
-          <w:hyperlink w:anchor="_Toc244433986" w:history="1">
+          <w:hyperlink w:anchor="_Toc244444808" w:history="1">
             <w:r>
               <w:rPr>
                 <w:rStyle w:val="Hyperlink"/>
@@ -1396,7 +1387,7 @@
                 <w:noProof/>
                 <w:webHidden/>
               </w:rPr>
-              <w:instrText xml:space="preserve"> PAGEREF _Toc244433986 \h </w:instrText>
+              <w:instrText xml:space="preserve"> PAGEREF _Toc244444808 \h </w:instrText>
             </w:r>
             <w:r>
               <w:rPr>
@@ -1438,7 +1429,7 @@
               <w:noProof/>
             </w:rPr>
           </w:pPr>
-          <w:hyperlink w:anchor="_Toc244433987" w:history="1">
+          <w:hyperlink w:anchor="_Toc244444809" w:history="1">
             <w:r>
               <w:rPr>
                 <w:rStyle w:val="Hyperlink"/>
@@ -1465,7 +1456,7 @@
                 <w:noProof/>
                 <w:webHidden/>
               </w:rPr>
-              <w:instrText xml:space="preserve"> PAGEREF _Toc244433987 \h </w:instrText>
+              <w:instrText xml:space="preserve"> PAGEREF _Toc244444809 \h </w:instrText>
             </w:r>
             <w:r>
               <w:rPr>
@@ -1507,7 +1498,7 @@
               <w:noProof/>
             </w:rPr>
           </w:pPr>
-          <w:hyperlink w:anchor="_Toc244433988" w:history="1">
+          <w:hyperlink w:anchor="_Toc244444810" w:history="1">
             <w:r>
               <w:rPr>
                 <w:rStyle w:val="Hyperlink"/>
@@ -1534,7 +1525,7 @@
                 <w:noProof/>
                 <w:webHidden/>
               </w:rPr>
-              <w:instrText xml:space="preserve"> PAGEREF _Toc244433988 \h </w:instrText>
+              <w:instrText xml:space="preserve"> PAGEREF _Toc244444810 \h </w:instrText>
             </w:r>
             <w:r>
               <w:rPr>
@@ -1576,7 +1567,7 @@
               <w:noProof/>
             </w:rPr>
           </w:pPr>
-          <w:hyperlink w:anchor="_Toc244433989" w:history="1">
+          <w:hyperlink w:anchor="_Toc244444811" w:history="1">
             <w:r>
               <w:rPr>
                 <w:rStyle w:val="Hyperlink"/>
@@ -1603,7 +1594,7 @@
                 <w:noProof/>
                 <w:webHidden/>
               </w:rPr>
-              <w:instrText xml:space="preserve"> PAGEREF _Toc244433989 \h </w:instrText>
+              <w:instrText xml:space="preserve"> PAGEREF _Toc244444811 \h </w:instrText>
             </w:r>
             <w:r>
               <w:rPr>
@@ -1645,7 +1636,7 @@
               <w:noProof/>
             </w:rPr>
           </w:pPr>
-          <w:hyperlink w:anchor="_Toc244433990" w:history="1">
+          <w:hyperlink w:anchor="_Toc244444812" w:history="1">
             <w:r>
               <w:rPr>
                 <w:rStyle w:val="Hyperlink"/>
@@ -1672,7 +1663,7 @@
                 <w:noProof/>
                 <w:webHidden/>
               </w:rPr>
-              <w:instrText xml:space="preserve"> PAGEREF _Toc244433990 \h </w:instrText>
+              <w:instrText xml:space="preserve"> PAGEREF _Toc244444812 \h </w:instrText>
             </w:r>
             <w:r>
               <w:rPr>
@@ -1714,7 +1705,7 @@
               <w:noProof/>
             </w:rPr>
           </w:pPr>
-          <w:hyperlink w:anchor="_Toc244433991" w:history="1">
+          <w:hyperlink w:anchor="_Toc244444813" w:history="1">
             <w:r>
               <w:rPr>
                 <w:rStyle w:val="Hyperlink"/>
@@ -1741,7 +1732,7 @@
                 <w:noProof/>
                 <w:webHidden/>
               </w:rPr>
-              <w:instrText xml:space="preserve"> PAGEREF _Toc244433991 \h </w:instrText>
+              <w:instrText xml:space="preserve"> PAGEREF _Toc244444813 \h </w:instrText>
             </w:r>
             <w:r>
               <w:rPr>
@@ -1783,7 +1774,7 @@
               <w:noProof/>
             </w:rPr>
           </w:pPr>
-          <w:hyperlink w:anchor="_Toc244433992" w:history="1">
+          <w:hyperlink w:anchor="_Toc244444814" w:history="1">
             <w:r>
               <w:rPr>
                 <w:rStyle w:val="Hyperlink"/>
@@ -1810,7 +1801,7 @@
                 <w:noProof/>
                 <w:webHidden/>
               </w:rPr>
-              <w:instrText xml:space="preserve"> PAGEREF _Toc244433992 \h </w:instrText>
+              <w:instrText xml:space="preserve"> PAGEREF _Toc244444814 \h </w:instrText>
             </w:r>
             <w:r>
               <w:rPr>
@@ -1852,7 +1843,7 @@
               <w:noProof/>
             </w:rPr>
           </w:pPr>
-          <w:hyperlink w:anchor="_Toc244433993" w:history="1">
+          <w:hyperlink w:anchor="_Toc244444815" w:history="1">
             <w:r>
               <w:rPr>
                 <w:rStyle w:val="Hyperlink"/>
@@ -1879,7 +1870,7 @@
                 <w:noProof/>
                 <w:webHidden/>
               </w:rPr>
-              <w:instrText xml:space="preserve"> PAGEREF _Toc244433993 \h </w:instrText>
+              <w:instrText xml:space="preserve"> PAGEREF _Toc244444815 \h </w:instrText>
             </w:r>
             <w:r>
               <w:rPr>
@@ -1921,7 +1912,7 @@
               <w:noProof/>
             </w:rPr>
           </w:pPr>
-          <w:hyperlink w:anchor="_Toc244433994" w:history="1">
+          <w:hyperlink w:anchor="_Toc244444816" w:history="1">
             <w:r>
               <w:rPr>
                 <w:rStyle w:val="Hyperlink"/>
@@ -1948,7 +1939,7 @@
                 <w:noProof/>
                 <w:webHidden/>
               </w:rPr>
-              <w:instrText xml:space="preserve"> PAGEREF _Toc244433994 \h </w:instrText>
+              <w:instrText xml:space="preserve"> PAGEREF _Toc244444816 \h </w:instrText>
             </w:r>
             <w:r>
               <w:rPr>
@@ -1990,13 +1981,13 @@
               <w:noProof/>
             </w:rPr>
           </w:pPr>
-          <w:hyperlink w:anchor="_Toc244433995" w:history="1">
+          <w:hyperlink w:anchor="_Toc244444817" w:history="1">
             <w:r>
               <w:rPr>
                 <w:rStyle w:val="Hyperlink"/>
                 <w:noProof/>
               </w:rPr>
-              <w:t>5 Conclusion</w:t>
+              <w:t>5. Conclusion</w:t>
             </w:r>
             <w:r>
               <w:rPr>
@@ -2017,7 +2008,7 @@
                 <w:noProof/>
                 <w:webHidden/>
               </w:rPr>
-              <w:instrText xml:space="preserve"> PAGEREF _Toc244433995 \h </w:instrText>
+              <w:instrText xml:space="preserve"> PAGEREF _Toc244444817 \h </w:instrText>
             </w:r>
             <w:r>
               <w:rPr>
@@ -2064,44 +2055,6 @@
             </w:rPr>
             <w:fldChar w:fldCharType="end"/>
           </w:r>
-        </w:p>
-        <w:p>
-          <w:pPr>
-            <w:rPr>
-              <w:b/>
-              <w:bCs/>
-              <w:noProof/>
-            </w:rPr>
-          </w:pPr>
-        </w:p>
-        <w:p>
-          <w:pPr>
-            <w:rPr>
-              <w:b/>
-              <w:bCs/>
-              <w:noProof/>
-            </w:rPr>
-          </w:pPr>
-        </w:p>
-        <w:p>
-          <w:pPr>
-            <w:rPr>
-              <w:b/>
-              <w:bCs/>
-              <w:noProof/>
-            </w:rPr>
-          </w:pPr>
-        </w:p>
-        <w:p>
-          <w:pPr>
-            <w:rPr>
-              <w:b/>
-              <w:bCs/>
-              <w:noProof/>
-            </w:rPr>
-          </w:pPr>
-          <w:bookmarkStart w:id="0" w:name="_GoBack"/>
-          <w:bookmarkEnd w:id="0"/>
         </w:p>
         <w:p>
           <w:pPr>
@@ -2256,6 +2209,44 @@
             </w:rPr>
           </w:pPr>
         </w:p>
+        <w:p>
+          <w:pPr>
+            <w:rPr>
+              <w:b/>
+              <w:bCs/>
+              <w:noProof/>
+            </w:rPr>
+          </w:pPr>
+        </w:p>
+        <w:p>
+          <w:pPr>
+            <w:rPr>
+              <w:b/>
+              <w:bCs/>
+              <w:noProof/>
+            </w:rPr>
+          </w:pPr>
+        </w:p>
+        <w:p>
+          <w:pPr>
+            <w:rPr>
+              <w:b/>
+              <w:bCs/>
+              <w:noProof/>
+            </w:rPr>
+          </w:pPr>
+          <w:bookmarkStart w:id="0" w:name="_GoBack"/>
+          <w:bookmarkEnd w:id="0"/>
+        </w:p>
+        <w:p>
+          <w:pPr>
+            <w:rPr>
+              <w:b/>
+              <w:bCs/>
+              <w:noProof/>
+            </w:rPr>
+          </w:pPr>
+        </w:p>
         <w:p/>
       </w:sdtContent>
     </w:sdt>
@@ -2265,6 +2256,75 @@
         <w:keepNext/>
         <w:spacing w:before="300" w:after="120"/>
       </w:pPr>
+      <w:bookmarkStart w:id="1" w:name="_Toc244444798"/>
+      <w:r>
+        <w:t>1</w:t>
+      </w:r>
+      <w:r>
+        <w:t>.</w:t>
+      </w:r>
+      <w:r>
+        <w:t xml:space="preserve"> Overview</w:t>
+      </w:r>
+      <w:bookmarkEnd w:id="1"/>
+    </w:p>
+    <w:p>
+      <w:r>
+        <w:t>This report fulfills the requirements of the CS-434 Bioinformatics Problem Based Learning assignment. Three Rosalind problems have been selected to cover the required topics of Alignment, Dynamic Programming, and String Algorithms.</w:t>
+      </w:r>
+    </w:p>
+    <w:p>
+      <w:r>
+        <w:t>The selected problems are:</w:t>
+      </w:r>
+    </w:p>
+    <w:p>
+      <w:pPr>
+        <w:pStyle w:val="ListParagraph"/>
+        <w:numPr>
+          <w:ilvl w:val="0"/>
+          <w:numId w:val="6"/>
+        </w:numPr>
+      </w:pPr>
+      <w:r>
+        <w:t>LOCA – Local Alignment with Scoring Matrix: Covers the Alignment topic using the Smith–Waterman algorithm to find the optimal local alignment between two protein sequences.</w:t>
+      </w:r>
+    </w:p>
+    <w:p>
+      <w:pPr>
+        <w:pStyle w:val="ListParagraph"/>
+        <w:numPr>
+          <w:ilvl w:val="0"/>
+          <w:numId w:val="6"/>
+        </w:numPr>
+      </w:pPr>
+      <w:r>
+        <w:t>GAFF – Global Alignment with Affine Gap Penalty: Covers Dynamic Programming using Gotoh's algorithm. It also belongs to the Alignment topic and uses three dynamic programming matrices to calculate the optimal global alignment with affine gap penalties.</w:t>
+      </w:r>
+    </w:p>
+    <w:p>
+      <w:pPr>
+        <w:pStyle w:val="ListParagraph"/>
+        <w:numPr>
+          <w:ilvl w:val="0"/>
+          <w:numId w:val="6"/>
+        </w:numPr>
+      </w:pPr>
+      <w:r>
+        <w:t>MMCH – Maximum Matchings and RNA Secondary Structures: Covers the String Algorithms topic. It calculates the total number of maximum matchings in an RNA sequence using combinatorial mathematics.</w:t>
+      </w:r>
+    </w:p>
+    <w:p>
+      <w:pPr>
+        <w:pStyle w:val="ListParagraph"/>
+        <w:numPr>
+          <w:ilvl w:val="0"/>
+          <w:numId w:val="6"/>
+        </w:numPr>
+      </w:pPr>
+      <w:r>
+        <w:t>Each problem is implemented in Python and includes its problem statement, approach, source code, implementation explanation, and output snapshots.</w:t>
+      </w:r>
     </w:p>
     <w:p>
       <w:pPr>
@@ -2272,58 +2332,7 @@
         <w:keepNext/>
         <w:spacing w:before="300" w:after="120"/>
       </w:pPr>
-      <w:bookmarkStart w:id="1" w:name="_Toc244433976"/>
-      <w:r>
-        <w:t>1</w:t>
-      </w:r>
-      <w:r>
-        <w:t>.</w:t>
-      </w:r>
-      <w:r>
-        <w:t xml:space="preserve"> Overview</w:t>
-      </w:r>
-      <w:bookmarkEnd w:id="1"/>
-    </w:p>
-    <w:p>
-      <w:pPr>
-        <w:spacing w:line="252" w:lineRule="auto"/>
-      </w:pPr>
-      <w:r>
-        <w:t>This report fulfills the deliverables for the CS-434 Bioinformatics Problem Based</w:t>
-      </w:r>
-    </w:p>
-    <w:p>
-      <w:pPr>
-        <w:spacing w:line="252" w:lineRule="auto"/>
-      </w:pPr>
-      <w:r>
-        <w:t>Learning assignment. It contains the problem statements, Python implementations, logic</w:t>
-      </w:r>
-    </w:p>
-    <w:p>
-      <w:pPr>
-        <w:spacing w:line="252" w:lineRule="auto"/>
-      </w:pPr>
-      <w:r>
-        <w:t>explanations, and output snapshots for three Rosalind problems covering Alignment,</w:t>
-      </w:r>
-    </w:p>
-    <w:p>
-      <w:pPr>
-        <w:spacing w:line="252" w:lineRule="auto"/>
-        <w:jc w:val="both"/>
-      </w:pPr>
-      <w:r>
-        <w:t>Dynamic Programming, and String Algorithms.</w:t>
-      </w:r>
-    </w:p>
-    <w:p>
-      <w:pPr>
-        <w:pStyle w:val="Heading1"/>
-        <w:keepNext/>
-        <w:spacing w:before="300" w:after="120"/>
-      </w:pPr>
-      <w:bookmarkStart w:id="2" w:name="_Toc244433977"/>
+      <w:bookmarkStart w:id="2" w:name="_Toc244444799"/>
       <w:r>
         <w:t>2</w:t>
       </w:r>
@@ -2341,7 +2350,7 @@
         <w:keepNext/>
         <w:spacing w:before="180" w:after="80"/>
       </w:pPr>
-      <w:bookmarkStart w:id="3" w:name="_Toc244433978"/>
+      <w:bookmarkStart w:id="3" w:name="_Toc244444800"/>
       <w:r>
         <w:t xml:space="preserve">2.1 </w:t>
       </w:r>
@@ -2632,7 +2641,7 @@
         <w:keepNext/>
         <w:spacing w:before="180" w:after="80"/>
       </w:pPr>
-      <w:bookmarkStart w:id="4" w:name="_Toc244433979"/>
+      <w:bookmarkStart w:id="4" w:name="_Toc244444801"/>
       <w:r>
         <w:t xml:space="preserve">2.2 </w:t>
       </w:r>
@@ -3051,6 +3060,15 @@
       </w:r>
       <w:r>
         <w:t>). The program keeps every move that ties for the best value, so it can list every distinct optimal alignment.</w:t>
+      </w:r>
+    </w:p>
+    <w:p>
+      <w:pPr>
+        <w:spacing w:after="100" w:line="252" w:lineRule="auto"/>
+        <w:jc w:val="both"/>
+      </w:pPr>
+      <w:r>
+        <w:t>The O(nm) time and space complexities describe the construction of the dynamic programming matrix. Since the implementation also traces and displays all distinct optimal alignments, the additional traceback work depends on the number and length of the alignments found.</w:t>
       </w:r>
     </w:p>
     <w:p>
@@ -3059,7 +3077,7 @@
         <w:keepNext/>
         <w:spacing w:before="180" w:after="80"/>
       </w:pPr>
-      <w:bookmarkStart w:id="5" w:name="_Toc244433980"/>
+      <w:bookmarkStart w:id="5" w:name="_Toc244444802"/>
       <w:r>
         <w:t>2.3</w:t>
       </w:r>
@@ -6240,7 +6258,7 @@
         <w:keepNext/>
         <w:spacing w:before="180" w:after="80"/>
       </w:pPr>
-      <w:bookmarkStart w:id="6" w:name="_Toc244433981"/>
+      <w:bookmarkStart w:id="6" w:name="_Toc244444803"/>
       <w:r>
         <w:t>2.4</w:t>
       </w:r>
@@ -6653,7 +6671,7 @@
         <w:keepNext/>
         <w:spacing w:before="180" w:after="80"/>
       </w:pPr>
-      <w:bookmarkStart w:id="7" w:name="_Toc244433982"/>
+      <w:bookmarkStart w:id="7" w:name="_Toc244444804"/>
       <w:r>
         <w:t>2.5</w:t>
       </w:r>
@@ -6839,7 +6857,7 @@
         <w:keepNext/>
         <w:spacing w:before="300" w:after="120"/>
       </w:pPr>
-      <w:bookmarkStart w:id="8" w:name="_Toc244433983"/>
+      <w:bookmarkStart w:id="8" w:name="_Toc244444805"/>
       <w:r>
         <w:t>3</w:t>
       </w:r>
@@ -6847,7 +6865,10 @@
         <w:t xml:space="preserve">. </w:t>
       </w:r>
       <w:r>
-        <w:t>Alignment: Global Alignment with Affine Gap Penalty (GAFF)</w:t>
+        <w:t>Dynamic Programming</w:t>
+      </w:r>
+      <w:r>
+        <w:t>: Global Alignment with Affine Gap Penalty (GAFF)</w:t>
       </w:r>
       <w:bookmarkEnd w:id="8"/>
     </w:p>
@@ -6857,7 +6878,7 @@
         <w:keepNext/>
         <w:spacing w:before="180" w:after="80"/>
       </w:pPr>
-      <w:bookmarkStart w:id="9" w:name="_Toc244433984"/>
+      <w:bookmarkStart w:id="9" w:name="_Toc244444806"/>
       <w:r>
         <w:t xml:space="preserve">3.1 </w:t>
       </w:r>
@@ -7177,7 +7198,7 @@
         <w:keepNext/>
         <w:spacing w:before="180" w:after="80"/>
       </w:pPr>
-      <w:bookmarkStart w:id="10" w:name="_Toc244433985"/>
+      <w:bookmarkStart w:id="10" w:name="_Toc244444807"/>
       <w:r>
         <w:t>3.2</w:t>
       </w:r>
@@ -8036,7 +8057,7 @@
         <w:keepNext/>
         <w:spacing w:before="180" w:after="80"/>
       </w:pPr>
-      <w:bookmarkStart w:id="11" w:name="_Toc244433986"/>
+      <w:bookmarkStart w:id="11" w:name="_Toc244444808"/>
       <w:r>
         <w:t xml:space="preserve">3.3 </w:t>
       </w:r>
@@ -11249,7 +11270,7 @@
         <w:keepNext/>
         <w:spacing w:before="180" w:after="80"/>
       </w:pPr>
-      <w:bookmarkStart w:id="12" w:name="_Toc244433987"/>
+      <w:bookmarkStart w:id="12" w:name="_Toc244444809"/>
       <w:r>
         <w:t xml:space="preserve">3.4 </w:t>
       </w:r>
@@ -11844,7 +11865,7 @@
         <w:keepNext/>
         <w:spacing w:before="180" w:after="80"/>
       </w:pPr>
-      <w:bookmarkStart w:id="13" w:name="_Toc244433988"/>
+      <w:bookmarkStart w:id="13" w:name="_Toc244444810"/>
       <w:r>
         <w:t>3.</w:t>
       </w:r>
@@ -11926,41 +11947,11 @@
           <w:sz w:val="20"/>
           <w:szCs w:val="20"/>
         </w:rPr>
-        <w:t>GAFF</w:t>
-      </w:r>
-      <w:r>
-        <w:rPr>
-          <w:i/>
-          <w:iCs/>
-          <w:sz w:val="20"/>
-          <w:szCs w:val="20"/>
-        </w:rPr>
-        <w:t>.py, sample case.</w:t>
-      </w:r>
-    </w:p>
-    <w:p>
-      <w:pPr>
-        <w:spacing w:before="40" w:after="140"/>
-        <w:jc w:val="center"/>
-        <w:rPr>
-          <w:i/>
-          <w:iCs/>
-          <w:sz w:val="20"/>
-          <w:szCs w:val="20"/>
-        </w:rPr>
-      </w:pPr>
-      <w:r>
-        <w:rPr>
-          <w:i/>
-          <w:iCs/>
-          <w:sz w:val="20"/>
-          <w:szCs w:val="20"/>
-        </w:rPr>
         <w:drawing>
-          <wp:inline distT="0" distB="0" distL="0" distR="0" wp14:anchorId="32174713" wp14:editId="420E80BD">
-            <wp:extent cx="5068007" cy="7849695"/>
-            <wp:effectExtent l="0" t="0" r="0" b="0"/>
-            <wp:docPr id="5" name="Picture 5"/>
+          <wp:inline distT="0" distB="0" distL="0" distR="0" wp14:anchorId="4B28DA22" wp14:editId="619D5D3C">
+            <wp:extent cx="4339988" cy="1866109"/>
+            <wp:effectExtent l="0" t="0" r="3810" b="1270"/>
+            <wp:docPr id="10" name="Picture 10"/>
             <wp:cNvGraphicFramePr>
               <a:graphicFrameLocks xmlns:a="http://schemas.openxmlformats.org/drawingml/2006/main" noChangeAspect="1"/>
             </wp:cNvGraphicFramePr>
@@ -11980,7 +11971,7 @@
                   <pic:spPr>
                     <a:xfrm>
                       <a:off x="0" y="0"/>
-                      <a:ext cx="5068007" cy="7849695"/>
+                      <a:ext cx="4368511" cy="1878373"/>
                     </a:xfrm>
                     <a:prstGeom prst="rect">
                       <a:avLst/>
@@ -12011,11 +12002,56 @@
           <w:sz w:val="20"/>
           <w:szCs w:val="20"/>
         </w:rPr>
+        <w:t>GAFF.py, sample case.</w:t>
+      </w:r>
+    </w:p>
+    <w:p>
+      <w:pPr>
+        <w:spacing w:before="40" w:after="140"/>
+        <w:jc w:val="center"/>
+        <w:rPr>
+          <w:i/>
+          <w:iCs/>
+          <w:sz w:val="20"/>
+          <w:szCs w:val="20"/>
+        </w:rPr>
+      </w:pPr>
+    </w:p>
+    <w:p>
+      <w:pPr>
+        <w:spacing w:before="40" w:after="140"/>
+        <w:jc w:val="center"/>
+        <w:rPr>
+          <w:i/>
+          <w:iCs/>
+          <w:sz w:val="20"/>
+          <w:szCs w:val="20"/>
+        </w:rPr>
+      </w:pPr>
+    </w:p>
+    <w:p>
+      <w:pPr>
+        <w:spacing w:before="40" w:after="140"/>
+        <w:jc w:val="center"/>
+        <w:rPr>
+          <w:i/>
+          <w:iCs/>
+          <w:sz w:val="20"/>
+          <w:szCs w:val="20"/>
+        </w:rPr>
+      </w:pPr>
+      <w:r>
+        <w:rPr>
+          <w:i/>
+          <w:iCs/>
+          <w:sz w:val="20"/>
+          <w:szCs w:val="20"/>
+        </w:rPr>
         <w:drawing>
-          <wp:inline distT="0" distB="0" distL="0" distR="0" wp14:anchorId="1EAAA1EA" wp14:editId="13123FB0">
-            <wp:extent cx="4801270" cy="2095792"/>
+          <wp:inline distT="0" distB="0" distL="0" distR="0" wp14:anchorId="32174713" wp14:editId="2C72B1B4">
+            <wp:extent cx="5067710" cy="6441743"/>
             <wp:effectExtent l="0" t="0" r="0" b="0"/>
-            <wp:docPr id="6" name="Picture 6"/>
+            <wp:docPr id="5" name="Picture 5"/>
             <wp:cNvGraphicFramePr>
               <a:graphicFrameLocks xmlns:a="http://schemas.openxmlformats.org/drawingml/2006/main" noChangeAspect="1"/>
             </wp:cNvGraphicFramePr>
@@ -12035,7 +12071,7 @@
                   <pic:spPr>
                     <a:xfrm>
                       <a:off x="0" y="0"/>
-                      <a:ext cx="4801270" cy="2095792"/>
+                      <a:ext cx="5067710" cy="6441743"/>
                     </a:xfrm>
                     <a:prstGeom prst="rect">
                       <a:avLst/>
@@ -12066,1703 +12102,11 @@
           <w:sz w:val="20"/>
           <w:szCs w:val="20"/>
         </w:rPr>
-        <w:t xml:space="preserve">GAFF.py, </w:t>
-      </w:r>
-      <w:r>
-        <w:rPr>
-          <w:i/>
-          <w:iCs/>
-          <w:sz w:val="20"/>
-          <w:szCs w:val="20"/>
-        </w:rPr>
-        <w:t>custom</w:t>
-      </w:r>
-      <w:r>
-        <w:rPr>
-          <w:i/>
-          <w:iCs/>
-          <w:sz w:val="20"/>
-          <w:szCs w:val="20"/>
-        </w:rPr>
-        <w:t xml:space="preserve"> case.</w:t>
-      </w:r>
-    </w:p>
-    <w:p>
-      <w:pPr>
-        <w:spacing w:before="40" w:after="140"/>
-      </w:pPr>
-    </w:p>
-    <w:p>
-      <w:pPr>
-        <w:pStyle w:val="Heading1"/>
-        <w:keepNext/>
-        <w:spacing w:before="300" w:after="120"/>
-      </w:pPr>
-      <w:bookmarkStart w:id="14" w:name="_Toc244433989"/>
-      <w:r>
-        <w:t>4</w:t>
-      </w:r>
-      <w:r>
-        <w:t>. String Algorithms</w:t>
-      </w:r>
-      <w:r>
-        <w:t>: Maximum Matchings and RNA Secondary Structures (MMCH)</w:t>
-      </w:r>
-      <w:bookmarkEnd w:id="14"/>
-    </w:p>
-    <w:p>
-      <w:pPr>
-        <w:pStyle w:val="Heading2"/>
-        <w:keepNext/>
-        <w:spacing w:before="180" w:after="80"/>
-      </w:pPr>
-      <w:bookmarkStart w:id="15" w:name="_Toc244433990"/>
-      <w:r>
-        <w:t>4.1</w:t>
-      </w:r>
-      <w:r>
-        <w:t xml:space="preserve"> Problem statement</w:t>
-      </w:r>
-      <w:bookmarkEnd w:id="15"/>
-    </w:p>
-    <w:p>
-      <w:pPr>
-        <w:spacing w:after="100" w:line="252" w:lineRule="auto"/>
-        <w:jc w:val="both"/>
-      </w:pPr>
-      <w:r>
-        <w:t>If</w:t>
-      </w:r>
-      <w:r>
-        <w:t xml:space="preserve"> we have an RNA string </w:t>
-      </w:r>
-      <w:r>
-        <w:rPr>
-          <w:i/>
-          <w:iCs/>
-        </w:rPr>
-        <w:t>s</w:t>
-      </w:r>
-      <w:r>
-        <w:t xml:space="preserve"> that does not have the same number of occurrences of </w:t>
-      </w:r>
-      <w:r>
-        <w:rPr>
-          <w:i/>
-          <w:iCs/>
-        </w:rPr>
-        <w:t>'C'</w:t>
-      </w:r>
-      <w:r>
-        <w:t xml:space="preserve"> as </w:t>
-      </w:r>
-      <w:r>
-        <w:rPr>
-          <w:i/>
-          <w:iCs/>
-        </w:rPr>
-        <w:t>'G'</w:t>
-      </w:r>
-      <w:r>
-        <w:t xml:space="preserve"> and the same number of occurrences of </w:t>
-      </w:r>
-      <w:r>
-        <w:rPr>
-          <w:i/>
-          <w:iCs/>
-        </w:rPr>
-        <w:t>'A'</w:t>
-      </w:r>
-      <w:r>
-        <w:t xml:space="preserve"> as </w:t>
-      </w:r>
-      <w:r>
-        <w:rPr>
-          <w:i/>
-          <w:iCs/>
-        </w:rPr>
-        <w:t>'U'</w:t>
-      </w:r>
-      <w:r>
-        <w:t xml:space="preserve">, then the bonding graph of </w:t>
-      </w:r>
-      <w:r>
-        <w:rPr>
-          <w:i/>
-          <w:iCs/>
-        </w:rPr>
-        <w:t>s</w:t>
-      </w:r>
-      <w:r>
-        <w:t xml:space="preserve"> cannot possibly possess a perfect matching among its basepair edges. For example, in fact, most bonding graphs will not contain a perfect matching. In light of this fact, we define a maximum matching in a graph as a matching containing as many edges as possible. A maximum matching of basepair edges will correspond to a way of forming as many base pairs as possible in an RNA string</w:t>
-      </w:r>
-      <w:r>
-        <w:t>.</w:t>
-      </w:r>
-    </w:p>
-    <w:p>
-      <w:pPr>
-        <w:spacing w:after="40" w:line="252" w:lineRule="auto"/>
-        <w:jc w:val="both"/>
-      </w:pPr>
-      <w:r>
-        <w:rPr>
-          <w:b/>
-          <w:bCs/>
-        </w:rPr>
-        <w:t>Given:</w:t>
-      </w:r>
-      <w:r>
-        <w:t xml:space="preserve"> </w:t>
-      </w:r>
-      <w:r>
-        <w:t>An RNA string s of length at most 100.</w:t>
-      </w:r>
-    </w:p>
-    <w:p>
-      <w:pPr>
-        <w:spacing w:after="100" w:line="252" w:lineRule="auto"/>
-        <w:jc w:val="both"/>
-      </w:pPr>
-      <w:r>
-        <w:rPr>
-          <w:b/>
-          <w:bCs/>
-        </w:rPr>
-        <w:t>Return:</w:t>
-      </w:r>
-      <w:r>
-        <w:t xml:space="preserve"> </w:t>
-      </w:r>
-      <w:r>
-        <w:t>The total possible number of maximum matchings of basepair e</w:t>
-      </w:r>
-      <w:r>
-        <w:t xml:space="preserve">dges in the bonding graph of </w:t>
-      </w:r>
-      <w:r>
-        <w:rPr>
-          <w:i/>
-          <w:iCs/>
-        </w:rPr>
-        <w:t>s</w:t>
-      </w:r>
-      <w:r>
-        <w:t>.</w:t>
-      </w:r>
-    </w:p>
-    <w:p>
-      <w:pPr>
-        <w:spacing w:after="100" w:line="252" w:lineRule="auto"/>
-        <w:jc w:val="both"/>
-      </w:pPr>
-      <w:r>
-        <w:rPr>
-          <w:b/>
-          <w:bCs/>
-        </w:rPr>
-        <w:t>Sample:</w:t>
-      </w:r>
-      <w:r>
-        <w:t xml:space="preserve"> </w:t>
-      </w:r>
-      <w:r>
-        <w:rPr>
-          <w:i/>
-          <w:iCs/>
-        </w:rPr>
-        <w:t>s</w:t>
-      </w:r>
-      <w:r>
-        <w:t xml:space="preserve"> = AUGCUUC ⇒ </w:t>
-      </w:r>
-      <w:r>
-        <w:rPr>
-          <w:b/>
-          <w:bCs/>
-        </w:rPr>
-        <w:t>6</w:t>
-      </w:r>
-      <w:r>
-        <w:t>.</w:t>
-      </w:r>
-    </w:p>
-    <w:p>
-      <w:pPr>
-        <w:pStyle w:val="Heading2"/>
-        <w:keepNext/>
-        <w:spacing w:before="180" w:after="80"/>
-      </w:pPr>
-      <w:bookmarkStart w:id="16" w:name="_Toc244433991"/>
-      <w:r>
-        <w:t xml:space="preserve">4.2 </w:t>
-      </w:r>
-      <w:r>
-        <w:t>Approach</w:t>
-      </w:r>
-      <w:bookmarkEnd w:id="16"/>
-    </w:p>
-    <w:p>
-      <w:pPr>
-        <w:spacing w:after="60" w:line="252" w:lineRule="auto"/>
-        <w:jc w:val="both"/>
-      </w:pPr>
-      <w:r>
-        <w:t xml:space="preserve">The A–U edges and the C–G edges never share a node, so the two groups are counted separately and the results are multiplied. Take the A–U group with </w:t>
-      </w:r>
-      <w:r>
-        <w:rPr>
-          <w:i/>
-          <w:iCs/>
-        </w:rPr>
-        <w:t>a</w:t>
-      </w:r>
-      <w:r>
-        <w:t xml:space="preserve"> adenines and </w:t>
-      </w:r>
-      <w:r>
-        <w:rPr>
-          <w:i/>
-          <w:iCs/>
-        </w:rPr>
-        <w:t>u</w:t>
-      </w:r>
-      <w:r>
-        <w:t xml:space="preserve"> uracils, and let </w:t>
-      </w:r>
-      <w:r>
-        <w:rPr>
-          <w:i/>
-          <w:iCs/>
-        </w:rPr>
-        <w:t>k</w:t>
-      </w:r>
-      <w:r>
-        <w:t xml:space="preserve"> = min(</w:t>
-      </w:r>
-      <w:r>
-        <w:rPr>
-          <w:i/>
-          <w:iCs/>
-        </w:rPr>
-        <w:t>a</w:t>
-      </w:r>
-      <w:r>
-        <w:t>,</w:t>
-      </w:r>
-      <w:r>
-        <w:rPr>
-          <w:i/>
-          <w:iCs/>
-        </w:rPr>
-        <w:t>u</w:t>
-      </w:r>
-      <w:r>
-        <w:t xml:space="preserve">) and </w:t>
-      </w:r>
-      <w:r>
-        <w:rPr>
-          <w:i/>
-          <w:iCs/>
-        </w:rPr>
-        <w:t>K</w:t>
-      </w:r>
-      <w:r>
-        <w:t xml:space="preserve"> = max(</w:t>
-      </w:r>
-      <w:r>
-        <w:rPr>
-          <w:i/>
-          <w:iCs/>
-        </w:rPr>
-        <w:t>a</w:t>
-      </w:r>
-      <w:r>
-        <w:t>,</w:t>
-      </w:r>
-      <w:r>
-        <w:rPr>
-          <w:i/>
-          <w:iCs/>
-        </w:rPr>
-        <w:t>u</w:t>
-      </w:r>
-      <w:r>
-        <w:t xml:space="preserve">). A maximum matching pairs every node of the smaller side, so the nodes of the smaller side choose different partners one after another: </w:t>
-      </w:r>
-      <w:r>
-        <w:rPr>
-          <w:i/>
-          <w:iCs/>
-        </w:rPr>
-        <w:t>K</w:t>
-      </w:r>
-      <w:r>
-        <w:t xml:space="preserve"> ways for the first, </w:t>
-      </w:r>
-      <w:r>
-        <w:rPr>
-          <w:i/>
-          <w:iCs/>
-        </w:rPr>
-        <w:t>K</w:t>
-      </w:r>
-      <w:r>
-        <w:t xml:space="preserve">−1 for the second, and so on down to </w:t>
-      </w:r>
-      <w:r>
-        <w:rPr>
-          <w:i/>
-          <w:iCs/>
-        </w:rPr>
-        <w:t>K</w:t>
-      </w:r>
-      <w:r>
-        <w:t>−</w:t>
-      </w:r>
-      <w:r>
-        <w:rPr>
-          <w:i/>
-          <w:iCs/>
-        </w:rPr>
-        <w:t>k</w:t>
-      </w:r>
-      <w:r>
-        <w:t>+1. This gives</w:t>
-      </w:r>
-    </w:p>
-    <w:p>
-      <w:pPr>
-        <w:spacing w:after="60"/>
-        <w:jc w:val="center"/>
-      </w:pPr>
-      <w:r>
-        <w:rPr>
-          <w:i/>
-          <w:iCs/>
-        </w:rPr>
-        <w:t>K</w:t>
-      </w:r>
-      <w:r>
-        <w:t>(</w:t>
-      </w:r>
-      <w:r>
-        <w:rPr>
-          <w:i/>
-          <w:iCs/>
-        </w:rPr>
-        <w:t>K</w:t>
-      </w:r>
-      <w:r>
-        <w:t>−1)···(</w:t>
-      </w:r>
-      <w:r>
-        <w:rPr>
-          <w:i/>
-          <w:iCs/>
-        </w:rPr>
-        <w:t>K</w:t>
-      </w:r>
-      <w:r>
-        <w:t>−</w:t>
-      </w:r>
-      <w:r>
-        <w:rPr>
-          <w:i/>
-          <w:iCs/>
-        </w:rPr>
-        <w:t>k</w:t>
-      </w:r>
-      <w:r>
-        <w:t xml:space="preserve">+1) = </w:t>
-      </w:r>
-      <w:r>
-        <w:rPr>
-          <w:i/>
-          <w:iCs/>
-        </w:rPr>
-        <w:t>K</w:t>
-      </w:r>
-      <w:r>
-        <w:t>! / (</w:t>
-      </w:r>
-      <w:r>
-        <w:rPr>
-          <w:i/>
-          <w:iCs/>
-        </w:rPr>
-        <w:t>K</w:t>
-      </w:r>
-      <w:r>
-        <w:t>−</w:t>
-      </w:r>
-      <w:r>
-        <w:rPr>
-          <w:i/>
-          <w:iCs/>
-        </w:rPr>
-        <w:t>k</w:t>
-      </w:r>
-      <w:r>
-        <w:t>)!</w:t>
-      </w:r>
-    </w:p>
-    <w:p>
-      <w:pPr>
-        <w:spacing w:after="100" w:line="252" w:lineRule="auto"/>
-        <w:jc w:val="both"/>
-      </w:pPr>
-      <w:r>
-        <w:t xml:space="preserve">matchings. The answer is the product of this value for the A–U group and for the C–G group. Counting the letters takes </w:t>
-      </w:r>
-      <w:r>
-        <w:rPr>
-          <w:i/>
-          <w:iCs/>
-        </w:rPr>
-        <w:t>O</w:t>
-      </w:r>
-      <w:r>
-        <w:t>(</w:t>
-      </w:r>
-      <w:r>
-        <w:rPr>
-          <w:i/>
-          <w:iCs/>
-        </w:rPr>
-        <w:t>n</w:t>
-      </w:r>
-      <w:r>
-        <w:t>) time and Python integers have no size limit, so large factorials need no special handling.</w:t>
-      </w:r>
-    </w:p>
-    <w:p>
-      <w:pPr>
-        <w:pStyle w:val="Heading2"/>
-        <w:keepNext/>
-        <w:spacing w:before="180" w:after="80"/>
-      </w:pPr>
-      <w:bookmarkStart w:id="17" w:name="_Toc244433992"/>
-      <w:r>
-        <w:t>4.3</w:t>
-      </w:r>
-      <w:r>
-        <w:t xml:space="preserve"> Python code</w:t>
-      </w:r>
-      <w:bookmarkEnd w:id="17"/>
-    </w:p>
-    <w:p>
-      <w:pPr>
-        <w:pBdr>
-          <w:top w:val="single" w:sz="4" w:space="1" w:color="auto"/>
-          <w:left w:val="single" w:sz="4" w:space="4" w:color="auto"/>
-          <w:bottom w:val="single" w:sz="4" w:space="1" w:color="auto"/>
-          <w:right w:val="single" w:sz="4" w:space="4" w:color="auto"/>
-        </w:pBdr>
-        <w:rPr>
-          <w:sz w:val="18"/>
-          <w:szCs w:val="18"/>
-        </w:rPr>
-      </w:pPr>
-      <w:r>
-        <w:rPr>
-          <w:sz w:val="18"/>
-          <w:szCs w:val="18"/>
-        </w:rPr>
-        <w:t>from math import factorial</w:t>
-      </w:r>
-    </w:p>
-    <w:p>
-      <w:pPr>
-        <w:pBdr>
-          <w:top w:val="single" w:sz="4" w:space="1" w:color="auto"/>
-          <w:left w:val="single" w:sz="4" w:space="4" w:color="auto"/>
-          <w:bottom w:val="single" w:sz="4" w:space="1" w:color="auto"/>
-          <w:right w:val="single" w:sz="4" w:space="4" w:color="auto"/>
-        </w:pBdr>
-        <w:rPr>
-          <w:sz w:val="18"/>
-          <w:szCs w:val="18"/>
-        </w:rPr>
-      </w:pPr>
-    </w:p>
-    <w:p>
-      <w:pPr>
-        <w:pBdr>
-          <w:top w:val="single" w:sz="4" w:space="1" w:color="auto"/>
-          <w:left w:val="single" w:sz="4" w:space="4" w:color="auto"/>
-          <w:bottom w:val="single" w:sz="4" w:space="1" w:color="auto"/>
-          <w:right w:val="single" w:sz="4" w:space="4" w:color="auto"/>
-        </w:pBdr>
-        <w:rPr>
-          <w:sz w:val="18"/>
-          <w:szCs w:val="18"/>
-        </w:rPr>
-      </w:pPr>
-      <w:r>
-        <w:rPr>
-          <w:sz w:val="18"/>
-          <w:szCs w:val="18"/>
-        </w:rPr>
-        <w:t>SAMPLE_RNA = "AUGCUUC"</w:t>
-      </w:r>
-    </w:p>
-    <w:p>
-      <w:pPr>
-        <w:pBdr>
-          <w:top w:val="single" w:sz="4" w:space="1" w:color="auto"/>
-          <w:left w:val="single" w:sz="4" w:space="4" w:color="auto"/>
-          <w:bottom w:val="single" w:sz="4" w:space="1" w:color="auto"/>
-          <w:right w:val="single" w:sz="4" w:space="4" w:color="auto"/>
-        </w:pBdr>
-        <w:rPr>
-          <w:sz w:val="18"/>
-          <w:szCs w:val="18"/>
-        </w:rPr>
-      </w:pPr>
-    </w:p>
-    <w:p>
-      <w:pPr>
-        <w:pBdr>
-          <w:top w:val="single" w:sz="4" w:space="1" w:color="auto"/>
-          <w:left w:val="single" w:sz="4" w:space="4" w:color="auto"/>
-          <w:bottom w:val="single" w:sz="4" w:space="1" w:color="auto"/>
-          <w:right w:val="single" w:sz="4" w:space="4" w:color="auto"/>
-        </w:pBdr>
-        <w:rPr>
-          <w:sz w:val="18"/>
-          <w:szCs w:val="18"/>
-        </w:rPr>
-      </w:pPr>
-      <w:r>
-        <w:rPr>
-          <w:sz w:val="18"/>
-          <w:szCs w:val="18"/>
-        </w:rPr>
-        <w:t>def pair_count(x, y):</w:t>
-      </w:r>
-    </w:p>
-    <w:p>
-      <w:pPr>
-        <w:pBdr>
-          <w:top w:val="single" w:sz="4" w:space="1" w:color="auto"/>
-          <w:left w:val="single" w:sz="4" w:space="4" w:color="auto"/>
-          <w:bottom w:val="single" w:sz="4" w:space="1" w:color="auto"/>
-          <w:right w:val="single" w:sz="4" w:space="4" w:color="auto"/>
-        </w:pBdr>
-        <w:rPr>
-          <w:sz w:val="18"/>
-          <w:szCs w:val="18"/>
-        </w:rPr>
-      </w:pPr>
-      <w:r>
-        <w:rPr>
-          <w:sz w:val="18"/>
-          <w:szCs w:val="18"/>
-        </w:rPr>
-        <w:t>    """Ways to form the maximum number of pairs between two groups: max! / (max - min)!"""</w:t>
-      </w:r>
-    </w:p>
-    <w:p>
-      <w:pPr>
-        <w:pBdr>
-          <w:top w:val="single" w:sz="4" w:space="1" w:color="auto"/>
-          <w:left w:val="single" w:sz="4" w:space="4" w:color="auto"/>
-          <w:bottom w:val="single" w:sz="4" w:space="1" w:color="auto"/>
-          <w:right w:val="single" w:sz="4" w:space="4" w:color="auto"/>
-        </w:pBdr>
-        <w:rPr>
-          <w:sz w:val="18"/>
-          <w:szCs w:val="18"/>
-        </w:rPr>
-      </w:pPr>
-      <w:r>
-        <w:rPr>
-          <w:sz w:val="18"/>
-          <w:szCs w:val="18"/>
-        </w:rPr>
-        <w:t>    big, small = max(x, y), min(x, y)</w:t>
-      </w:r>
-    </w:p>
-    <w:p>
-      <w:pPr>
-        <w:pBdr>
-          <w:top w:val="single" w:sz="4" w:space="1" w:color="auto"/>
-          <w:left w:val="single" w:sz="4" w:space="4" w:color="auto"/>
-          <w:bottom w:val="single" w:sz="4" w:space="1" w:color="auto"/>
-          <w:right w:val="single" w:sz="4" w:space="4" w:color="auto"/>
-        </w:pBdr>
-        <w:rPr>
-          <w:sz w:val="18"/>
-          <w:szCs w:val="18"/>
-        </w:rPr>
-      </w:pPr>
-      <w:r>
-        <w:rPr>
-          <w:sz w:val="18"/>
-          <w:szCs w:val="18"/>
-        </w:rPr>
-        <w:t>    return factorial(big) // factorial(big - small)</w:t>
-      </w:r>
-    </w:p>
-    <w:p>
-      <w:pPr>
-        <w:pBdr>
-          <w:top w:val="single" w:sz="4" w:space="1" w:color="auto"/>
-          <w:left w:val="single" w:sz="4" w:space="4" w:color="auto"/>
-          <w:bottom w:val="single" w:sz="4" w:space="1" w:color="auto"/>
-          <w:right w:val="single" w:sz="4" w:space="4" w:color="auto"/>
-        </w:pBdr>
-        <w:rPr>
-          <w:sz w:val="18"/>
-          <w:szCs w:val="18"/>
-        </w:rPr>
-      </w:pPr>
-    </w:p>
-    <w:p>
-      <w:pPr>
-        <w:pBdr>
-          <w:top w:val="single" w:sz="4" w:space="1" w:color="auto"/>
-          <w:left w:val="single" w:sz="4" w:space="4" w:color="auto"/>
-          <w:bottom w:val="single" w:sz="4" w:space="1" w:color="auto"/>
-          <w:right w:val="single" w:sz="4" w:space="4" w:color="auto"/>
-        </w:pBdr>
-        <w:rPr>
-          <w:sz w:val="18"/>
-          <w:szCs w:val="18"/>
-        </w:rPr>
-      </w:pPr>
-      <w:r>
-        <w:rPr>
-          <w:sz w:val="18"/>
-          <w:szCs w:val="18"/>
-        </w:rPr>
-        <w:t>def run_case(rna, name):</w:t>
-      </w:r>
-    </w:p>
-    <w:p>
-      <w:pPr>
-        <w:pBdr>
-          <w:top w:val="single" w:sz="4" w:space="1" w:color="auto"/>
-          <w:left w:val="single" w:sz="4" w:space="4" w:color="auto"/>
-          <w:bottom w:val="single" w:sz="4" w:space="1" w:color="auto"/>
-          <w:right w:val="single" w:sz="4" w:space="4" w:color="auto"/>
-        </w:pBdr>
-        <w:rPr>
-          <w:sz w:val="18"/>
-          <w:szCs w:val="18"/>
-        </w:rPr>
-      </w:pPr>
-      <w:r>
-        <w:rPr>
-          <w:sz w:val="18"/>
-          <w:szCs w:val="18"/>
-        </w:rPr>
-        <w:t>    rna = "".join(rna.split()).upper()</w:t>
-      </w:r>
-    </w:p>
-    <w:p>
-      <w:pPr>
-        <w:pBdr>
-          <w:top w:val="single" w:sz="4" w:space="1" w:color="auto"/>
-          <w:left w:val="single" w:sz="4" w:space="4" w:color="auto"/>
-          <w:bottom w:val="single" w:sz="4" w:space="1" w:color="auto"/>
-          <w:right w:val="single" w:sz="4" w:space="4" w:color="auto"/>
-        </w:pBdr>
-        <w:rPr>
-          <w:sz w:val="18"/>
-          <w:szCs w:val="18"/>
-        </w:rPr>
-      </w:pPr>
-      <w:r>
-        <w:rPr>
-          <w:sz w:val="18"/>
-          <w:szCs w:val="18"/>
-        </w:rPr>
-        <w:t>    print(f"\n===== {name} =====")</w:t>
-      </w:r>
-    </w:p>
-    <w:p>
-      <w:pPr>
-        <w:pBdr>
-          <w:top w:val="single" w:sz="4" w:space="1" w:color="auto"/>
-          <w:left w:val="single" w:sz="4" w:space="4" w:color="auto"/>
-          <w:bottom w:val="single" w:sz="4" w:space="1" w:color="auto"/>
-          <w:right w:val="single" w:sz="4" w:space="4" w:color="auto"/>
-        </w:pBdr>
-        <w:rPr>
-          <w:sz w:val="18"/>
-          <w:szCs w:val="18"/>
-        </w:rPr>
-      </w:pPr>
-      <w:r>
-        <w:rPr>
-          <w:sz w:val="18"/>
-          <w:szCs w:val="18"/>
-        </w:rPr>
-        <w:t>    invalid = sorted(set(rna) - set("AUGC"))</w:t>
-      </w:r>
-    </w:p>
-    <w:p>
-      <w:pPr>
-        <w:pBdr>
-          <w:top w:val="single" w:sz="4" w:space="1" w:color="auto"/>
-          <w:left w:val="single" w:sz="4" w:space="4" w:color="auto"/>
-          <w:bottom w:val="single" w:sz="4" w:space="1" w:color="auto"/>
-          <w:right w:val="single" w:sz="4" w:space="4" w:color="auto"/>
-        </w:pBdr>
-        <w:rPr>
-          <w:sz w:val="18"/>
-          <w:szCs w:val="18"/>
-        </w:rPr>
-      </w:pPr>
-      <w:r>
-        <w:rPr>
-          <w:sz w:val="18"/>
-          <w:szCs w:val="18"/>
-        </w:rPr>
-        <w:t>    if not rna or invalid:</w:t>
-      </w:r>
-    </w:p>
-    <w:p>
-      <w:pPr>
-        <w:pBdr>
-          <w:top w:val="single" w:sz="4" w:space="1" w:color="auto"/>
-          <w:left w:val="single" w:sz="4" w:space="4" w:color="auto"/>
-          <w:bottom w:val="single" w:sz="4" w:space="1" w:color="auto"/>
-          <w:right w:val="single" w:sz="4" w:space="4" w:color="auto"/>
-        </w:pBdr>
-        <w:rPr>
-          <w:sz w:val="18"/>
-          <w:szCs w:val="18"/>
-        </w:rPr>
-      </w:pPr>
-      <w:r>
-        <w:rPr>
-          <w:sz w:val="18"/>
-          <w:szCs w:val="18"/>
-        </w:rPr>
-        <w:t>        print("Invalid input:", "empty sequence" if not rna else "bad symbol(s) " + ", ".join(invalid))</w:t>
-      </w:r>
-    </w:p>
-    <w:p>
-      <w:pPr>
-        <w:pBdr>
-          <w:top w:val="single" w:sz="4" w:space="1" w:color="auto"/>
-          <w:left w:val="single" w:sz="4" w:space="4" w:color="auto"/>
-          <w:bottom w:val="single" w:sz="4" w:space="1" w:color="auto"/>
-          <w:right w:val="single" w:sz="4" w:space="4" w:color="auto"/>
-        </w:pBdr>
-        <w:rPr>
-          <w:sz w:val="18"/>
-          <w:szCs w:val="18"/>
-        </w:rPr>
-      </w:pPr>
-      <w:r>
-        <w:rPr>
-          <w:sz w:val="18"/>
-          <w:szCs w:val="18"/>
-        </w:rPr>
-        <w:t>        return</w:t>
-      </w:r>
-    </w:p>
-    <w:p>
-      <w:pPr>
-        <w:pBdr>
-          <w:top w:val="single" w:sz="4" w:space="1" w:color="auto"/>
-          <w:left w:val="single" w:sz="4" w:space="4" w:color="auto"/>
-          <w:bottom w:val="single" w:sz="4" w:space="1" w:color="auto"/>
-          <w:right w:val="single" w:sz="4" w:space="4" w:color="auto"/>
-        </w:pBdr>
-        <w:rPr>
-          <w:sz w:val="18"/>
-          <w:szCs w:val="18"/>
-        </w:rPr>
-      </w:pPr>
-      <w:r>
-        <w:rPr>
-          <w:sz w:val="18"/>
-          <w:szCs w:val="18"/>
-        </w:rPr>
-        <w:t>    c = {b: rna.count(b) for b in "AUGC"}</w:t>
-      </w:r>
-    </w:p>
-    <w:p>
-      <w:pPr>
-        <w:pBdr>
-          <w:top w:val="single" w:sz="4" w:space="1" w:color="auto"/>
-          <w:left w:val="single" w:sz="4" w:space="4" w:color="auto"/>
-          <w:bottom w:val="single" w:sz="4" w:space="1" w:color="auto"/>
-          <w:right w:val="single" w:sz="4" w:space="4" w:color="auto"/>
-        </w:pBdr>
-        <w:rPr>
-          <w:sz w:val="18"/>
-          <w:szCs w:val="18"/>
-        </w:rPr>
-      </w:pPr>
-      <w:r>
-        <w:rPr>
-          <w:sz w:val="18"/>
-          <w:szCs w:val="18"/>
-        </w:rPr>
-        <w:t>    print(f"RNA sequence : {rna}  (length {len(rna)})")</w:t>
-      </w:r>
-    </w:p>
-    <w:p>
-      <w:pPr>
-        <w:pBdr>
-          <w:top w:val="single" w:sz="4" w:space="1" w:color="auto"/>
-          <w:left w:val="single" w:sz="4" w:space="4" w:color="auto"/>
-          <w:bottom w:val="single" w:sz="4" w:space="1" w:color="auto"/>
-          <w:right w:val="single" w:sz="4" w:space="4" w:color="auto"/>
-        </w:pBdr>
-        <w:rPr>
-          <w:sz w:val="18"/>
-          <w:szCs w:val="18"/>
-        </w:rPr>
-      </w:pPr>
-      <w:r>
-        <w:rPr>
-          <w:sz w:val="18"/>
-          <w:szCs w:val="18"/>
-        </w:rPr>
-        <w:t>    print("Base counts  : " + "  ".join(f"{b}={c[b]}" for b in "AUGC"))</w:t>
-      </w:r>
-    </w:p>
-    <w:p>
-      <w:pPr>
-        <w:pBdr>
-          <w:top w:val="single" w:sz="4" w:space="1" w:color="auto"/>
-          <w:left w:val="single" w:sz="4" w:space="4" w:color="auto"/>
-          <w:bottom w:val="single" w:sz="4" w:space="1" w:color="auto"/>
-          <w:right w:val="single" w:sz="4" w:space="4" w:color="auto"/>
-        </w:pBdr>
-        <w:rPr>
-          <w:sz w:val="18"/>
-          <w:szCs w:val="18"/>
-        </w:rPr>
-      </w:pPr>
-    </w:p>
-    <w:p>
-      <w:pPr>
-        <w:pBdr>
-          <w:top w:val="single" w:sz="4" w:space="1" w:color="auto"/>
-          <w:left w:val="single" w:sz="4" w:space="4" w:color="auto"/>
-          <w:bottom w:val="single" w:sz="4" w:space="1" w:color="auto"/>
-          <w:right w:val="single" w:sz="4" w:space="4" w:color="auto"/>
-        </w:pBdr>
-        <w:rPr>
-          <w:sz w:val="18"/>
-          <w:szCs w:val="18"/>
-        </w:rPr>
-      </w:pPr>
-      <w:r>
-        <w:rPr>
-          <w:sz w:val="18"/>
-          <w:szCs w:val="18"/>
-        </w:rPr>
-        <w:t>    total = 1</w:t>
-      </w:r>
-    </w:p>
-    <w:p>
-      <w:pPr>
-        <w:pBdr>
-          <w:top w:val="single" w:sz="4" w:space="1" w:color="auto"/>
-          <w:left w:val="single" w:sz="4" w:space="4" w:color="auto"/>
-          <w:bottom w:val="single" w:sz="4" w:space="1" w:color="auto"/>
-          <w:right w:val="single" w:sz="4" w:space="4" w:color="auto"/>
-        </w:pBdr>
-        <w:rPr>
-          <w:sz w:val="18"/>
-          <w:szCs w:val="18"/>
-        </w:rPr>
-      </w:pPr>
-      <w:r>
-        <w:rPr>
-          <w:sz w:val="18"/>
-          <w:szCs w:val="18"/>
-        </w:rPr>
-        <w:t>    for x, y in ("AU", "CG"):</w:t>
-      </w:r>
-    </w:p>
-    <w:p>
-      <w:pPr>
-        <w:pBdr>
-          <w:top w:val="single" w:sz="4" w:space="1" w:color="auto"/>
-          <w:left w:val="single" w:sz="4" w:space="4" w:color="auto"/>
-          <w:bottom w:val="single" w:sz="4" w:space="1" w:color="auto"/>
-          <w:right w:val="single" w:sz="4" w:space="4" w:color="auto"/>
-        </w:pBdr>
-        <w:rPr>
-          <w:sz w:val="18"/>
-          <w:szCs w:val="18"/>
-        </w:rPr>
-      </w:pPr>
-      <w:r>
-        <w:rPr>
-          <w:sz w:val="18"/>
-          <w:szCs w:val="18"/>
-        </w:rPr>
-        <w:t>        big, small = max(c[x], c[y]), min(c[x], c[y])</w:t>
-      </w:r>
-    </w:p>
-    <w:p>
-      <w:pPr>
-        <w:pBdr>
-          <w:top w:val="single" w:sz="4" w:space="1" w:color="auto"/>
-          <w:left w:val="single" w:sz="4" w:space="4" w:color="auto"/>
-          <w:bottom w:val="single" w:sz="4" w:space="1" w:color="auto"/>
-          <w:right w:val="single" w:sz="4" w:space="4" w:color="auto"/>
-        </w:pBdr>
-        <w:rPr>
-          <w:sz w:val="18"/>
-          <w:szCs w:val="18"/>
-        </w:rPr>
-      </w:pPr>
-      <w:r>
-        <w:rPr>
-          <w:sz w:val="18"/>
-          <w:szCs w:val="18"/>
-        </w:rPr>
-        <w:t>        ways = pair_count(c[x], c[y])</w:t>
-      </w:r>
-    </w:p>
-    <w:p>
-      <w:pPr>
-        <w:pBdr>
-          <w:top w:val="single" w:sz="4" w:space="1" w:color="auto"/>
-          <w:left w:val="single" w:sz="4" w:space="4" w:color="auto"/>
-          <w:bottom w:val="single" w:sz="4" w:space="1" w:color="auto"/>
-          <w:right w:val="single" w:sz="4" w:space="4" w:color="auto"/>
-        </w:pBdr>
-        <w:rPr>
-          <w:sz w:val="18"/>
-          <w:szCs w:val="18"/>
-        </w:rPr>
-      </w:pPr>
-      <w:r>
-        <w:rPr>
-          <w:sz w:val="18"/>
-          <w:szCs w:val="18"/>
-        </w:rPr>
-        <w:t>        print(f"{x}-{y}: {small} pairs, {big}!/{big - small}! = {ways}")</w:t>
-      </w:r>
-    </w:p>
-    <w:p>
-      <w:pPr>
-        <w:pBdr>
-          <w:top w:val="single" w:sz="4" w:space="1" w:color="auto"/>
-          <w:left w:val="single" w:sz="4" w:space="4" w:color="auto"/>
-          <w:bottom w:val="single" w:sz="4" w:space="1" w:color="auto"/>
-          <w:right w:val="single" w:sz="4" w:space="4" w:color="auto"/>
-        </w:pBdr>
-        <w:rPr>
-          <w:sz w:val="18"/>
-          <w:szCs w:val="18"/>
-        </w:rPr>
-      </w:pPr>
-      <w:r>
-        <w:rPr>
-          <w:sz w:val="18"/>
-          <w:szCs w:val="18"/>
-        </w:rPr>
-        <w:t>        total *= ways</w:t>
-      </w:r>
-    </w:p>
-    <w:p>
-      <w:pPr>
-        <w:pBdr>
-          <w:top w:val="single" w:sz="4" w:space="1" w:color="auto"/>
-          <w:left w:val="single" w:sz="4" w:space="4" w:color="auto"/>
-          <w:bottom w:val="single" w:sz="4" w:space="1" w:color="auto"/>
-          <w:right w:val="single" w:sz="4" w:space="4" w:color="auto"/>
-        </w:pBdr>
-        <w:rPr>
-          <w:sz w:val="18"/>
-          <w:szCs w:val="18"/>
-        </w:rPr>
-      </w:pPr>
-      <w:r>
-        <w:rPr>
-          <w:sz w:val="18"/>
-          <w:szCs w:val="18"/>
-        </w:rPr>
-        <w:t>    print(f"\nMaximum matchings (A-U x C-G) = {total}")</w:t>
-      </w:r>
-    </w:p>
-    <w:p>
-      <w:pPr>
-        <w:pBdr>
-          <w:top w:val="single" w:sz="4" w:space="1" w:color="auto"/>
-          <w:left w:val="single" w:sz="4" w:space="4" w:color="auto"/>
-          <w:bottom w:val="single" w:sz="4" w:space="1" w:color="auto"/>
-          <w:right w:val="single" w:sz="4" w:space="4" w:color="auto"/>
-        </w:pBdr>
-        <w:rPr>
-          <w:sz w:val="18"/>
-          <w:szCs w:val="18"/>
-        </w:rPr>
-      </w:pPr>
-      <w:r>
-        <w:rPr>
-          <w:sz w:val="18"/>
-          <w:szCs w:val="18"/>
-        </w:rPr>
-        <w:t>    print(total)                                   # Rosalind output</w:t>
-      </w:r>
-    </w:p>
-    <w:p>
-      <w:pPr>
-        <w:pBdr>
-          <w:top w:val="single" w:sz="4" w:space="1" w:color="auto"/>
-          <w:left w:val="single" w:sz="4" w:space="4" w:color="auto"/>
-          <w:bottom w:val="single" w:sz="4" w:space="1" w:color="auto"/>
-          <w:right w:val="single" w:sz="4" w:space="4" w:color="auto"/>
-        </w:pBdr>
-        <w:rPr>
-          <w:sz w:val="18"/>
-          <w:szCs w:val="18"/>
-        </w:rPr>
-      </w:pPr>
-    </w:p>
-    <w:p>
-      <w:pPr>
-        <w:pBdr>
-          <w:top w:val="single" w:sz="4" w:space="1" w:color="auto"/>
-          <w:left w:val="single" w:sz="4" w:space="4" w:color="auto"/>
-          <w:bottom w:val="single" w:sz="4" w:space="1" w:color="auto"/>
-          <w:right w:val="single" w:sz="4" w:space="4" w:color="auto"/>
-        </w:pBdr>
-        <w:rPr>
-          <w:sz w:val="18"/>
-          <w:szCs w:val="18"/>
-        </w:rPr>
-      </w:pPr>
-      <w:r>
-        <w:rPr>
-          <w:sz w:val="18"/>
-          <w:szCs w:val="18"/>
-        </w:rPr>
-        <w:t>def main():</w:t>
-      </w:r>
-    </w:p>
-    <w:p>
-      <w:pPr>
-        <w:pBdr>
-          <w:top w:val="single" w:sz="4" w:space="1" w:color="auto"/>
-          <w:left w:val="single" w:sz="4" w:space="4" w:color="auto"/>
-          <w:bottom w:val="single" w:sz="4" w:space="1" w:color="auto"/>
-          <w:right w:val="single" w:sz="4" w:space="4" w:color="auto"/>
-        </w:pBdr>
-        <w:rPr>
-          <w:sz w:val="18"/>
-          <w:szCs w:val="18"/>
-        </w:rPr>
-      </w:pPr>
-      <w:r>
-        <w:rPr>
-          <w:sz w:val="18"/>
-          <w:szCs w:val="18"/>
-        </w:rPr>
-        <w:t>    while True:</w:t>
-      </w:r>
-    </w:p>
-    <w:p>
-      <w:pPr>
-        <w:pBdr>
-          <w:top w:val="single" w:sz="4" w:space="1" w:color="auto"/>
-          <w:left w:val="single" w:sz="4" w:space="4" w:color="auto"/>
-          <w:bottom w:val="single" w:sz="4" w:space="1" w:color="auto"/>
-          <w:right w:val="single" w:sz="4" w:space="4" w:color="auto"/>
-        </w:pBdr>
-        <w:rPr>
-          <w:sz w:val="18"/>
-          <w:szCs w:val="18"/>
-        </w:rPr>
-      </w:pPr>
-      <w:r>
-        <w:rPr>
-          <w:sz w:val="18"/>
-          <w:szCs w:val="18"/>
-        </w:rPr>
-        <w:t>        print("\n[1] Sample Case  [2] Custom Case  [3] Sample + Custom  [4] Exit")</w:t>
-      </w:r>
-    </w:p>
-    <w:p>
-      <w:pPr>
-        <w:pBdr>
-          <w:top w:val="single" w:sz="4" w:space="1" w:color="auto"/>
-          <w:left w:val="single" w:sz="4" w:space="4" w:color="auto"/>
-          <w:bottom w:val="single" w:sz="4" w:space="1" w:color="auto"/>
-          <w:right w:val="single" w:sz="4" w:space="4" w:color="auto"/>
-        </w:pBdr>
-        <w:rPr>
-          <w:sz w:val="18"/>
-          <w:szCs w:val="18"/>
-        </w:rPr>
-      </w:pPr>
-      <w:r>
-        <w:rPr>
-          <w:sz w:val="18"/>
-          <w:szCs w:val="18"/>
-        </w:rPr>
-        <w:t>        choice = input("Select an option (1-4): ").strip()</w:t>
-      </w:r>
-    </w:p>
-    <w:p>
-      <w:pPr>
-        <w:pBdr>
-          <w:top w:val="single" w:sz="4" w:space="1" w:color="auto"/>
-          <w:left w:val="single" w:sz="4" w:space="4" w:color="auto"/>
-          <w:bottom w:val="single" w:sz="4" w:space="1" w:color="auto"/>
-          <w:right w:val="single" w:sz="4" w:space="4" w:color="auto"/>
-        </w:pBdr>
-        <w:rPr>
-          <w:sz w:val="18"/>
-          <w:szCs w:val="18"/>
-        </w:rPr>
-      </w:pPr>
-      <w:r>
-        <w:rPr>
-          <w:sz w:val="18"/>
-          <w:szCs w:val="18"/>
-        </w:rPr>
-        <w:t>        if choice in ("1", "3"):</w:t>
-      </w:r>
-    </w:p>
-    <w:p>
-      <w:pPr>
-        <w:pBdr>
-          <w:top w:val="single" w:sz="4" w:space="1" w:color="auto"/>
-          <w:left w:val="single" w:sz="4" w:space="4" w:color="auto"/>
-          <w:bottom w:val="single" w:sz="4" w:space="1" w:color="auto"/>
-          <w:right w:val="single" w:sz="4" w:space="4" w:color="auto"/>
-        </w:pBdr>
-        <w:rPr>
-          <w:sz w:val="18"/>
-          <w:szCs w:val="18"/>
-        </w:rPr>
-      </w:pPr>
-      <w:r>
-        <w:rPr>
-          <w:sz w:val="18"/>
-          <w:szCs w:val="18"/>
-        </w:rPr>
-        <w:t>            run_case(SAMPLE_RNA, "SAMPLE CASE")</w:t>
-      </w:r>
-    </w:p>
-    <w:p>
-      <w:pPr>
-        <w:pBdr>
-          <w:top w:val="single" w:sz="4" w:space="1" w:color="auto"/>
-          <w:left w:val="single" w:sz="4" w:space="4" w:color="auto"/>
-          <w:bottom w:val="single" w:sz="4" w:space="1" w:color="auto"/>
-          <w:right w:val="single" w:sz="4" w:space="4" w:color="auto"/>
-        </w:pBdr>
-        <w:rPr>
-          <w:sz w:val="18"/>
-          <w:szCs w:val="18"/>
-        </w:rPr>
-      </w:pPr>
-      <w:r>
-        <w:rPr>
-          <w:sz w:val="18"/>
-          <w:szCs w:val="18"/>
-        </w:rPr>
-        <w:t>        if choice in ("2", "3"):</w:t>
-      </w:r>
-    </w:p>
-    <w:p>
-      <w:pPr>
-        <w:pBdr>
-          <w:top w:val="single" w:sz="4" w:space="1" w:color="auto"/>
-          <w:left w:val="single" w:sz="4" w:space="4" w:color="auto"/>
-          <w:bottom w:val="single" w:sz="4" w:space="1" w:color="auto"/>
-          <w:right w:val="single" w:sz="4" w:space="4" w:color="auto"/>
-        </w:pBdr>
-        <w:rPr>
-          <w:sz w:val="18"/>
-          <w:szCs w:val="18"/>
-        </w:rPr>
-      </w:pPr>
-      <w:r>
-        <w:rPr>
-          <w:sz w:val="18"/>
-          <w:szCs w:val="18"/>
-        </w:rPr>
-        <w:t>            run_case(input("Enter RNA sequence (A, U, G, C): "), "CUSTOM CASE")</w:t>
-      </w:r>
-    </w:p>
-    <w:p>
-      <w:pPr>
-        <w:pBdr>
-          <w:top w:val="single" w:sz="4" w:space="1" w:color="auto"/>
-          <w:left w:val="single" w:sz="4" w:space="4" w:color="auto"/>
-          <w:bottom w:val="single" w:sz="4" w:space="1" w:color="auto"/>
-          <w:right w:val="single" w:sz="4" w:space="4" w:color="auto"/>
-        </w:pBdr>
-        <w:rPr>
-          <w:sz w:val="18"/>
-          <w:szCs w:val="18"/>
-        </w:rPr>
-      </w:pPr>
-      <w:r>
-        <w:rPr>
-          <w:sz w:val="18"/>
-          <w:szCs w:val="18"/>
-        </w:rPr>
-        <w:t>        if choice == "4":</w:t>
-      </w:r>
-    </w:p>
-    <w:p>
-      <w:pPr>
-        <w:pBdr>
-          <w:top w:val="single" w:sz="4" w:space="1" w:color="auto"/>
-          <w:left w:val="single" w:sz="4" w:space="4" w:color="auto"/>
-          <w:bottom w:val="single" w:sz="4" w:space="1" w:color="auto"/>
-          <w:right w:val="single" w:sz="4" w:space="4" w:color="auto"/>
-        </w:pBdr>
-        <w:rPr>
-          <w:sz w:val="18"/>
-          <w:szCs w:val="18"/>
-        </w:rPr>
-      </w:pPr>
-      <w:r>
-        <w:rPr>
-          <w:sz w:val="18"/>
-          <w:szCs w:val="18"/>
-        </w:rPr>
-        <w:t>            break</w:t>
-      </w:r>
-    </w:p>
-    <w:p>
-      <w:pPr>
-        <w:pBdr>
-          <w:top w:val="single" w:sz="4" w:space="1" w:color="auto"/>
-          <w:left w:val="single" w:sz="4" w:space="4" w:color="auto"/>
-          <w:bottom w:val="single" w:sz="4" w:space="1" w:color="auto"/>
-          <w:right w:val="single" w:sz="4" w:space="4" w:color="auto"/>
-        </w:pBdr>
-        <w:rPr>
-          <w:sz w:val="18"/>
-          <w:szCs w:val="18"/>
-        </w:rPr>
-      </w:pPr>
-      <w:r>
-        <w:rPr>
-          <w:sz w:val="18"/>
-          <w:szCs w:val="18"/>
-        </w:rPr>
-        <w:t>        if choice not in ("1", "2", "3"):</w:t>
-      </w:r>
-    </w:p>
-    <w:p>
-      <w:pPr>
-        <w:pBdr>
-          <w:top w:val="single" w:sz="4" w:space="1" w:color="auto"/>
-          <w:left w:val="single" w:sz="4" w:space="4" w:color="auto"/>
-          <w:bottom w:val="single" w:sz="4" w:space="1" w:color="auto"/>
-          <w:right w:val="single" w:sz="4" w:space="4" w:color="auto"/>
-        </w:pBdr>
-        <w:rPr>
-          <w:sz w:val="18"/>
-          <w:szCs w:val="18"/>
-        </w:rPr>
-      </w:pPr>
-      <w:r>
-        <w:rPr>
-          <w:sz w:val="18"/>
-          <w:szCs w:val="18"/>
-        </w:rPr>
-        <w:t>            print("Invalid option.")</w:t>
-      </w:r>
-    </w:p>
-    <w:p>
-      <w:pPr>
-        <w:pBdr>
-          <w:top w:val="single" w:sz="4" w:space="1" w:color="auto"/>
-          <w:left w:val="single" w:sz="4" w:space="4" w:color="auto"/>
-          <w:bottom w:val="single" w:sz="4" w:space="1" w:color="auto"/>
-          <w:right w:val="single" w:sz="4" w:space="4" w:color="auto"/>
-        </w:pBdr>
-        <w:rPr>
-          <w:sz w:val="18"/>
-          <w:szCs w:val="18"/>
-        </w:rPr>
-      </w:pPr>
-    </w:p>
-    <w:p>
-      <w:pPr>
-        <w:pBdr>
-          <w:top w:val="single" w:sz="4" w:space="1" w:color="auto"/>
-          <w:left w:val="single" w:sz="4" w:space="4" w:color="auto"/>
-          <w:bottom w:val="single" w:sz="4" w:space="1" w:color="auto"/>
-          <w:right w:val="single" w:sz="4" w:space="4" w:color="auto"/>
-        </w:pBdr>
-        <w:rPr>
-          <w:sz w:val="18"/>
-          <w:szCs w:val="18"/>
-        </w:rPr>
-      </w:pPr>
-      <w:r>
-        <w:rPr>
-          <w:sz w:val="18"/>
-          <w:szCs w:val="18"/>
-        </w:rPr>
-        <w:t>if __name__ == "__main__":</w:t>
-      </w:r>
-    </w:p>
-    <w:p>
-      <w:pPr>
-        <w:pBdr>
-          <w:top w:val="single" w:sz="4" w:space="1" w:color="auto"/>
-          <w:left w:val="single" w:sz="4" w:space="4" w:color="auto"/>
-          <w:bottom w:val="single" w:sz="4" w:space="1" w:color="auto"/>
-          <w:right w:val="single" w:sz="4" w:space="4" w:color="auto"/>
-        </w:pBdr>
-        <w:rPr>
-          <w:sz w:val="18"/>
-          <w:szCs w:val="18"/>
-        </w:rPr>
-      </w:pPr>
-      <w:r>
-        <w:rPr>
-          <w:sz w:val="18"/>
-          <w:szCs w:val="18"/>
-        </w:rPr>
-        <w:t>    try:</w:t>
-      </w:r>
-    </w:p>
-    <w:p>
-      <w:pPr>
-        <w:pBdr>
-          <w:top w:val="single" w:sz="4" w:space="1" w:color="auto"/>
-          <w:left w:val="single" w:sz="4" w:space="4" w:color="auto"/>
-          <w:bottom w:val="single" w:sz="4" w:space="1" w:color="auto"/>
-          <w:right w:val="single" w:sz="4" w:space="4" w:color="auto"/>
-        </w:pBdr>
-        <w:rPr>
-          <w:sz w:val="18"/>
-          <w:szCs w:val="18"/>
-        </w:rPr>
-      </w:pPr>
-      <w:r>
-        <w:rPr>
-          <w:sz w:val="18"/>
-          <w:szCs w:val="18"/>
-        </w:rPr>
-        <w:t>        main()</w:t>
-      </w:r>
-    </w:p>
-    <w:p>
-      <w:pPr>
-        <w:pBdr>
-          <w:top w:val="single" w:sz="4" w:space="1" w:color="auto"/>
-          <w:left w:val="single" w:sz="4" w:space="4" w:color="auto"/>
-          <w:bottom w:val="single" w:sz="4" w:space="1" w:color="auto"/>
-          <w:right w:val="single" w:sz="4" w:space="4" w:color="auto"/>
-        </w:pBdr>
-        <w:rPr>
-          <w:sz w:val="18"/>
-          <w:szCs w:val="18"/>
-        </w:rPr>
-      </w:pPr>
-      <w:r>
-        <w:rPr>
-          <w:sz w:val="18"/>
-          <w:szCs w:val="18"/>
-        </w:rPr>
-        <w:t>    except (EOFError, KeyboardInterrupt):</w:t>
-      </w:r>
-    </w:p>
-    <w:p>
-      <w:pPr>
-        <w:pBdr>
-          <w:top w:val="single" w:sz="4" w:space="1" w:color="auto"/>
-          <w:left w:val="single" w:sz="4" w:space="4" w:color="auto"/>
-          <w:bottom w:val="single" w:sz="4" w:space="1" w:color="auto"/>
-          <w:right w:val="single" w:sz="4" w:space="4" w:color="auto"/>
-        </w:pBdr>
-        <w:rPr>
-          <w:sz w:val="18"/>
-          <w:szCs w:val="18"/>
-        </w:rPr>
-      </w:pPr>
-      <w:r>
-        <w:rPr>
-          <w:sz w:val="18"/>
-          <w:szCs w:val="18"/>
-        </w:rPr>
-        <w:t>        print("\nProgram terminated.")</w:t>
-      </w:r>
-    </w:p>
-    <w:p>
-      <w:pPr>
-        <w:rPr>
-          <w:sz w:val="18"/>
-          <w:szCs w:val="18"/>
-        </w:rPr>
-      </w:pPr>
-    </w:p>
-    <w:p>
-      <w:pPr>
-        <w:rPr>
-          <w:sz w:val="18"/>
-          <w:szCs w:val="18"/>
-        </w:rPr>
-      </w:pPr>
-    </w:p>
-    <w:p>
-      <w:pPr>
-        <w:pStyle w:val="Heading2"/>
-        <w:keepNext/>
-        <w:spacing w:before="180" w:after="80"/>
-      </w:pPr>
-      <w:bookmarkStart w:id="18" w:name="_Toc244433993"/>
-      <w:r>
-        <w:t xml:space="preserve">4.4 </w:t>
-      </w:r>
-      <w:r>
-        <w:t>Explanation of the implementation</w:t>
-      </w:r>
-      <w:bookmarkEnd w:id="18"/>
-    </w:p>
-    <w:p>
-      <w:pPr>
-        <w:pStyle w:val="ListParagraph"/>
-        <w:numPr>
-          <w:ilvl w:val="0"/>
-          <w:numId w:val="4"/>
-        </w:numPr>
-        <w:spacing w:after="50" w:line="252" w:lineRule="auto"/>
-        <w:jc w:val="both"/>
-      </w:pPr>
-      <w:r>
-        <w:rPr>
-          <w:b/>
-          <w:bCs/>
-        </w:rPr>
-        <w:t>Formula.</w:t>
-      </w:r>
-      <w:r>
-        <w:t xml:space="preserve"> </w:t>
-      </w:r>
-      <w:r>
-        <w:rPr>
-          <w:rFonts w:ascii="Courier New" w:eastAsia="Courier New" w:hAnsi="Courier New" w:cs="Courier New"/>
-          <w:sz w:val="19"/>
-          <w:szCs w:val="19"/>
-        </w:rPr>
-        <w:t>pair_count(x, y)</w:t>
-      </w:r>
-      <w:r>
-        <w:t xml:space="preserve"> returns </w:t>
-      </w:r>
-      <w:r>
-        <w:rPr>
-          <w:rFonts w:ascii="Courier New" w:eastAsia="Courier New" w:hAnsi="Courier New" w:cs="Courier New"/>
-          <w:sz w:val="19"/>
-          <w:szCs w:val="19"/>
-        </w:rPr>
-        <w:t>max(x,y)! // (max(x,y) - min(x,y))!</w:t>
-      </w:r>
-      <w:r>
-        <w:t xml:space="preserve">, the number of maximum matchings between two groups of sizes </w:t>
-      </w:r>
-      <w:r>
-        <w:rPr>
-          <w:rFonts w:ascii="Courier New" w:eastAsia="Courier New" w:hAnsi="Courier New" w:cs="Courier New"/>
-          <w:sz w:val="19"/>
-          <w:szCs w:val="19"/>
-        </w:rPr>
-        <w:t>x</w:t>
-      </w:r>
-      <w:r>
-        <w:t xml:space="preserve"> and </w:t>
-      </w:r>
-      <w:r>
-        <w:rPr>
-          <w:rFonts w:ascii="Courier New" w:eastAsia="Courier New" w:hAnsi="Courier New" w:cs="Courier New"/>
-          <w:sz w:val="19"/>
-          <w:szCs w:val="19"/>
-        </w:rPr>
-        <w:t>y</w:t>
-      </w:r>
-      <w:r>
-        <w:t>.</w:t>
-      </w:r>
-    </w:p>
-    <w:p>
-      <w:pPr>
-        <w:pStyle w:val="ListParagraph"/>
-        <w:numPr>
-          <w:ilvl w:val="0"/>
-          <w:numId w:val="4"/>
-        </w:numPr>
-        <w:spacing w:after="50" w:line="252" w:lineRule="auto"/>
-        <w:jc w:val="both"/>
-      </w:pPr>
-      <w:r>
-        <w:rPr>
-          <w:b/>
-          <w:bCs/>
-        </w:rPr>
-        <w:t>Input check.</w:t>
-      </w:r>
-      <w:r>
-        <w:t xml:space="preserve"> </w:t>
-      </w:r>
-      <w:r>
-        <w:rPr>
-          <w:rFonts w:ascii="Courier New" w:eastAsia="Courier New" w:hAnsi="Courier New" w:cs="Courier New"/>
-          <w:sz w:val="19"/>
-          <w:szCs w:val="19"/>
-        </w:rPr>
-        <w:t>run_case()</w:t>
-      </w:r>
-      <w:r>
-        <w:t xml:space="preserve"> removes spaces, converts the text to upper case and prints an error if the string is empty or contains a letter other than A, U, G, C.</w:t>
-      </w:r>
-    </w:p>
-    <w:p>
-      <w:pPr>
-        <w:pStyle w:val="ListParagraph"/>
-        <w:numPr>
-          <w:ilvl w:val="0"/>
-          <w:numId w:val="4"/>
-        </w:numPr>
-        <w:spacing w:after="50" w:line="252" w:lineRule="auto"/>
-        <w:jc w:val="both"/>
-      </w:pPr>
-      <w:r>
-        <w:rPr>
-          <w:b/>
-          <w:bCs/>
-        </w:rPr>
-        <w:t>Counting.</w:t>
-      </w:r>
-      <w:r>
-        <w:t xml:space="preserve"> The number of each base is found with </w:t>
-      </w:r>
-      <w:r>
-        <w:rPr>
-          <w:rFonts w:ascii="Courier New" w:eastAsia="Courier New" w:hAnsi="Courier New" w:cs="Courier New"/>
-          <w:sz w:val="19"/>
-          <w:szCs w:val="19"/>
-        </w:rPr>
-        <w:t>str.count</w:t>
-      </w:r>
-      <w:r>
-        <w:t xml:space="preserve">. For the A–U group and then the C–G group the program prints the number of pairs and the factorial ratio, and multiplies the two results in </w:t>
-      </w:r>
-      <w:r>
-        <w:rPr>
-          <w:rFonts w:ascii="Courier New" w:eastAsia="Courier New" w:hAnsi="Courier New" w:cs="Courier New"/>
-          <w:sz w:val="19"/>
-          <w:szCs w:val="19"/>
-        </w:rPr>
-        <w:t>total</w:t>
-      </w:r>
-      <w:r>
-        <w:t>.</w:t>
-      </w:r>
-    </w:p>
-    <w:p>
-      <w:pPr>
-        <w:pStyle w:val="ListParagraph"/>
-        <w:numPr>
-          <w:ilvl w:val="0"/>
-          <w:numId w:val="4"/>
-        </w:numPr>
-        <w:spacing w:after="50" w:line="252" w:lineRule="auto"/>
-        <w:jc w:val="both"/>
-      </w:pPr>
-      <w:r>
-        <w:rPr>
-          <w:b/>
-          <w:bCs/>
-        </w:rPr>
-        <w:t>Output.</w:t>
-      </w:r>
-      <w:r>
-        <w:t xml:space="preserve"> The final answer is printed on its own line, as Rosalind expects.</w:t>
-      </w:r>
-    </w:p>
-    <w:p>
-      <w:pPr>
-        <w:pStyle w:val="ListParagraph"/>
-        <w:numPr>
-          <w:ilvl w:val="0"/>
-          <w:numId w:val="4"/>
-        </w:numPr>
-        <w:spacing w:after="50" w:line="252" w:lineRule="auto"/>
-        <w:jc w:val="both"/>
-      </w:pPr>
-      <w:r>
-        <w:rPr>
-          <w:b/>
-          <w:bCs/>
-        </w:rPr>
-        <w:t>Menu.</w:t>
-      </w:r>
-      <w:r>
-        <w:t xml:space="preserve"> </w:t>
-      </w:r>
-      <w:r>
-        <w:rPr>
-          <w:rFonts w:ascii="Courier New" w:eastAsia="Courier New" w:hAnsi="Courier New" w:cs="Courier New"/>
-          <w:sz w:val="19"/>
-          <w:szCs w:val="19"/>
-        </w:rPr>
-        <w:t>main()</w:t>
-      </w:r>
-      <w:r>
-        <w:t xml:space="preserve"> repeats the menu (sample, custom, sample plus custom, exit) until the user chooses 4, and </w:t>
-      </w:r>
-      <w:r>
-        <w:rPr>
-          <w:rFonts w:ascii="Courier New" w:eastAsia="Courier New" w:hAnsi="Courier New" w:cs="Courier New"/>
-          <w:sz w:val="19"/>
-          <w:szCs w:val="19"/>
-        </w:rPr>
-        <w:t>try/except</w:t>
-      </w:r>
-      <w:r>
-        <w:t xml:space="preserve"> ends the program cleanly on Ctrl+C or end of input.</w:t>
-      </w:r>
-    </w:p>
-    <w:p>
-      <w:pPr>
-        <w:spacing w:after="60"/>
-      </w:pPr>
-    </w:p>
-    <w:p>
-      <w:pPr>
-        <w:pStyle w:val="Heading2"/>
-        <w:keepNext/>
-        <w:spacing w:before="180" w:after="80"/>
-      </w:pPr>
-      <w:bookmarkStart w:id="19" w:name="_Toc244433994"/>
-      <w:r>
-        <w:t xml:space="preserve">4.5 </w:t>
-      </w:r>
-      <w:r>
-        <w:t>Output snapshot</w:t>
-      </w:r>
-      <w:bookmarkEnd w:id="19"/>
-    </w:p>
-    <w:p>
-      <w:pPr>
-        <w:keepNext/>
-        <w:spacing w:after="100" w:line="252" w:lineRule="auto"/>
-        <w:jc w:val="center"/>
-      </w:pPr>
-      <w:r>
         <w:drawing>
-          <wp:inline distT="0" distB="0" distL="0" distR="0" wp14:anchorId="0824191B" wp14:editId="6BE3DE9F">
-            <wp:extent cx="3839111" cy="1705213"/>
-            <wp:effectExtent l="0" t="0" r="9525" b="9525"/>
-            <wp:docPr id="7" name="Picture 7"/>
+          <wp:inline distT="0" distB="0" distL="0" distR="0" wp14:anchorId="1EAAA1EA" wp14:editId="13123FB0">
+            <wp:extent cx="4801270" cy="2095792"/>
+            <wp:effectExtent l="0" t="0" r="0" b="0"/>
+            <wp:docPr id="6" name="Picture 6"/>
             <wp:cNvGraphicFramePr>
               <a:graphicFrameLocks xmlns:a="http://schemas.openxmlformats.org/drawingml/2006/main" noChangeAspect="1"/>
             </wp:cNvGraphicFramePr>
@@ -13782,7 +12126,7 @@
                   <pic:spPr>
                     <a:xfrm>
                       <a:off x="0" y="0"/>
-                      <a:ext cx="3839111" cy="1705213"/>
+                      <a:ext cx="4801270" cy="2095792"/>
                     </a:xfrm>
                     <a:prstGeom prst="rect">
                       <a:avLst/>
@@ -13813,20 +12157,1685 @@
           <w:sz w:val="20"/>
           <w:szCs w:val="20"/>
         </w:rPr>
-        <w:t>MMCH.py, sample case.</w:t>
+        <w:t>GAFF.py, custom case.</w:t>
       </w:r>
     </w:p>
     <w:p>
       <w:pPr>
         <w:spacing w:before="40" w:after="140"/>
+      </w:pPr>
+    </w:p>
+    <w:p>
+      <w:pPr>
+        <w:pStyle w:val="Heading1"/>
+        <w:keepNext/>
+        <w:spacing w:before="300" w:after="120"/>
+      </w:pPr>
+      <w:bookmarkStart w:id="14" w:name="_Toc244444811"/>
+      <w:r>
+        <w:t>4</w:t>
+      </w:r>
+      <w:r>
+        <w:t>. String Algorithms</w:t>
+      </w:r>
+      <w:r>
+        <w:t>: Maximum Matchings and RNA Secondary Structures (MMCH)</w:t>
+      </w:r>
+      <w:bookmarkEnd w:id="14"/>
+    </w:p>
+    <w:p>
+      <w:pPr>
+        <w:pStyle w:val="Heading2"/>
+        <w:keepNext/>
+        <w:spacing w:before="180" w:after="80"/>
+      </w:pPr>
+      <w:bookmarkStart w:id="15" w:name="_Toc244444812"/>
+      <w:r>
+        <w:t>4.1</w:t>
+      </w:r>
+      <w:r>
+        <w:t xml:space="preserve"> Problem statement</w:t>
+      </w:r>
+      <w:bookmarkEnd w:id="15"/>
+    </w:p>
+    <w:p>
+      <w:pPr>
+        <w:spacing w:after="100" w:line="252" w:lineRule="auto"/>
+        <w:jc w:val="both"/>
+      </w:pPr>
+      <w:r>
+        <w:t>If</w:t>
+      </w:r>
+      <w:r>
+        <w:t xml:space="preserve"> we have an RNA string </w:t>
+      </w:r>
+      <w:r>
+        <w:rPr>
+          <w:i/>
+          <w:iCs/>
+        </w:rPr>
+        <w:t>s</w:t>
+      </w:r>
+      <w:r>
+        <w:t xml:space="preserve"> that does not have the same number of occurrences of </w:t>
+      </w:r>
+      <w:r>
+        <w:rPr>
+          <w:i/>
+          <w:iCs/>
+        </w:rPr>
+        <w:t>'C'</w:t>
+      </w:r>
+      <w:r>
+        <w:t xml:space="preserve"> as </w:t>
+      </w:r>
+      <w:r>
+        <w:rPr>
+          <w:i/>
+          <w:iCs/>
+        </w:rPr>
+        <w:t>'G'</w:t>
+      </w:r>
+      <w:r>
+        <w:t xml:space="preserve"> and the same number of occurrences of </w:t>
+      </w:r>
+      <w:r>
+        <w:rPr>
+          <w:i/>
+          <w:iCs/>
+        </w:rPr>
+        <w:t>'A'</w:t>
+      </w:r>
+      <w:r>
+        <w:t xml:space="preserve"> as </w:t>
+      </w:r>
+      <w:r>
+        <w:rPr>
+          <w:i/>
+          <w:iCs/>
+        </w:rPr>
+        <w:t>'U'</w:t>
+      </w:r>
+      <w:r>
+        <w:t xml:space="preserve">, then the bonding graph of </w:t>
+      </w:r>
+      <w:r>
+        <w:rPr>
+          <w:i/>
+          <w:iCs/>
+        </w:rPr>
+        <w:t>s</w:t>
+      </w:r>
+      <w:r>
+        <w:t xml:space="preserve"> cannot possibly possess a perfect matching among its basepair edges. For example, in fact, most bonding graphs will not contain a perfect matching. In light of this fact, we define a maximum matching in a graph as a matching containing as many edges as possible. A maximum matching of basepair edges will correspond to a way of forming as many base pairs as possible in an RNA string</w:t>
+      </w:r>
+      <w:r>
+        <w:t>.</w:t>
+      </w:r>
+    </w:p>
+    <w:p>
+      <w:pPr>
+        <w:spacing w:after="40" w:line="252" w:lineRule="auto"/>
+        <w:jc w:val="both"/>
+      </w:pPr>
+      <w:r>
+        <w:rPr>
+          <w:b/>
+          <w:bCs/>
+        </w:rPr>
+        <w:t>Given:</w:t>
+      </w:r>
+      <w:r>
+        <w:t xml:space="preserve"> </w:t>
+      </w:r>
+      <w:r>
+        <w:t>An RNA string s of length at most 100.</w:t>
+      </w:r>
+    </w:p>
+    <w:p>
+      <w:pPr>
+        <w:spacing w:after="100" w:line="252" w:lineRule="auto"/>
+        <w:jc w:val="both"/>
+      </w:pPr>
+      <w:r>
+        <w:rPr>
+          <w:b/>
+          <w:bCs/>
+        </w:rPr>
+        <w:t>Return:</w:t>
+      </w:r>
+      <w:r>
+        <w:t xml:space="preserve"> </w:t>
+      </w:r>
+      <w:r>
+        <w:t>The total possible number of maximum matchings of basepair e</w:t>
+      </w:r>
+      <w:r>
+        <w:t xml:space="preserve">dges in the bonding graph of </w:t>
+      </w:r>
+      <w:r>
+        <w:rPr>
+          <w:i/>
+          <w:iCs/>
+        </w:rPr>
+        <w:t>s</w:t>
+      </w:r>
+      <w:r>
+        <w:t>.</w:t>
+      </w:r>
+    </w:p>
+    <w:p>
+      <w:pPr>
+        <w:spacing w:after="100" w:line="252" w:lineRule="auto"/>
+        <w:jc w:val="both"/>
+      </w:pPr>
+      <w:r>
+        <w:rPr>
+          <w:b/>
+          <w:bCs/>
+        </w:rPr>
+        <w:t>Sample:</w:t>
+      </w:r>
+      <w:r>
+        <w:t xml:space="preserve"> </w:t>
+      </w:r>
+      <w:r>
+        <w:rPr>
+          <w:i/>
+          <w:iCs/>
+        </w:rPr>
+        <w:t>s</w:t>
+      </w:r>
+      <w:r>
+        <w:t xml:space="preserve"> = AUGCUUC ⇒ </w:t>
+      </w:r>
+      <w:r>
+        <w:rPr>
+          <w:b/>
+          <w:bCs/>
+        </w:rPr>
+        <w:t>6</w:t>
+      </w:r>
+      <w:r>
+        <w:t>.</w:t>
+      </w:r>
+    </w:p>
+    <w:p>
+      <w:pPr>
+        <w:pStyle w:val="Heading2"/>
+        <w:keepNext/>
+        <w:spacing w:before="180" w:after="80"/>
+      </w:pPr>
+      <w:bookmarkStart w:id="16" w:name="_Toc244444813"/>
+      <w:r>
+        <w:t xml:space="preserve">4.2 </w:t>
+      </w:r>
+      <w:r>
+        <w:t>Approach</w:t>
+      </w:r>
+      <w:bookmarkEnd w:id="16"/>
+    </w:p>
+    <w:p>
+      <w:pPr>
+        <w:spacing w:after="60" w:line="252" w:lineRule="auto"/>
+        <w:jc w:val="both"/>
+      </w:pPr>
+      <w:r>
+        <w:t xml:space="preserve">The A–U edges and the C–G edges never share a node, so the two groups are counted separately and the results are multiplied. Take the A–U group with </w:t>
+      </w:r>
+      <w:r>
+        <w:rPr>
+          <w:i/>
+          <w:iCs/>
+        </w:rPr>
+        <w:t>a</w:t>
+      </w:r>
+      <w:r>
+        <w:t xml:space="preserve"> adenines and </w:t>
+      </w:r>
+      <w:r>
+        <w:rPr>
+          <w:i/>
+          <w:iCs/>
+        </w:rPr>
+        <w:t>u</w:t>
+      </w:r>
+      <w:r>
+        <w:t xml:space="preserve"> uracils, and let </w:t>
+      </w:r>
+      <w:r>
+        <w:rPr>
+          <w:i/>
+          <w:iCs/>
+        </w:rPr>
+        <w:t>k</w:t>
+      </w:r>
+      <w:r>
+        <w:t xml:space="preserve"> = min(</w:t>
+      </w:r>
+      <w:r>
+        <w:rPr>
+          <w:i/>
+          <w:iCs/>
+        </w:rPr>
+        <w:t>a</w:t>
+      </w:r>
+      <w:r>
+        <w:t>,</w:t>
+      </w:r>
+      <w:r>
+        <w:rPr>
+          <w:i/>
+          <w:iCs/>
+        </w:rPr>
+        <w:t>u</w:t>
+      </w:r>
+      <w:r>
+        <w:t xml:space="preserve">) and </w:t>
+      </w:r>
+      <w:r>
+        <w:rPr>
+          <w:i/>
+          <w:iCs/>
+        </w:rPr>
+        <w:t>K</w:t>
+      </w:r>
+      <w:r>
+        <w:t xml:space="preserve"> = max(</w:t>
+      </w:r>
+      <w:r>
+        <w:rPr>
+          <w:i/>
+          <w:iCs/>
+        </w:rPr>
+        <w:t>a</w:t>
+      </w:r>
+      <w:r>
+        <w:t>,</w:t>
+      </w:r>
+      <w:r>
+        <w:rPr>
+          <w:i/>
+          <w:iCs/>
+        </w:rPr>
+        <w:t>u</w:t>
+      </w:r>
+      <w:r>
+        <w:t xml:space="preserve">). A maximum matching pairs every node of the smaller side, so the nodes of the smaller side choose different partners one after another: </w:t>
+      </w:r>
+      <w:r>
+        <w:rPr>
+          <w:i/>
+          <w:iCs/>
+        </w:rPr>
+        <w:t>K</w:t>
+      </w:r>
+      <w:r>
+        <w:t xml:space="preserve"> ways for the first, </w:t>
+      </w:r>
+      <w:r>
+        <w:rPr>
+          <w:i/>
+          <w:iCs/>
+        </w:rPr>
+        <w:t>K</w:t>
+      </w:r>
+      <w:r>
+        <w:t xml:space="preserve">−1 for the second, and so on down to </w:t>
+      </w:r>
+      <w:r>
+        <w:rPr>
+          <w:i/>
+          <w:iCs/>
+        </w:rPr>
+        <w:t>K</w:t>
+      </w:r>
+      <w:r>
+        <w:t>−</w:t>
+      </w:r>
+      <w:r>
+        <w:rPr>
+          <w:i/>
+          <w:iCs/>
+        </w:rPr>
+        <w:t>k</w:t>
+      </w:r>
+      <w:r>
+        <w:t>+1. This gives</w:t>
+      </w:r>
+    </w:p>
+    <w:p>
+      <w:pPr>
+        <w:spacing w:after="60"/>
         <w:jc w:val="center"/>
       </w:pPr>
       <w:r>
+        <w:rPr>
+          <w:i/>
+          <w:iCs/>
+        </w:rPr>
+        <w:t>K</w:t>
+      </w:r>
+      <w:r>
+        <w:t>(</w:t>
+      </w:r>
+      <w:r>
+        <w:rPr>
+          <w:i/>
+          <w:iCs/>
+        </w:rPr>
+        <w:t>K</w:t>
+      </w:r>
+      <w:r>
+        <w:t>−1)···(</w:t>
+      </w:r>
+      <w:r>
+        <w:rPr>
+          <w:i/>
+          <w:iCs/>
+        </w:rPr>
+        <w:t>K</w:t>
+      </w:r>
+      <w:r>
+        <w:t>−</w:t>
+      </w:r>
+      <w:r>
+        <w:rPr>
+          <w:i/>
+          <w:iCs/>
+        </w:rPr>
+        <w:t>k</w:t>
+      </w:r>
+      <w:r>
+        <w:t xml:space="preserve">+1) = </w:t>
+      </w:r>
+      <w:r>
+        <w:rPr>
+          <w:i/>
+          <w:iCs/>
+        </w:rPr>
+        <w:t>K</w:t>
+      </w:r>
+      <w:r>
+        <w:t>! / (</w:t>
+      </w:r>
+      <w:r>
+        <w:rPr>
+          <w:i/>
+          <w:iCs/>
+        </w:rPr>
+        <w:t>K</w:t>
+      </w:r>
+      <w:r>
+        <w:t>−</w:t>
+      </w:r>
+      <w:r>
+        <w:rPr>
+          <w:i/>
+          <w:iCs/>
+        </w:rPr>
+        <w:t>k</w:t>
+      </w:r>
+      <w:r>
+        <w:t>)!</w:t>
+      </w:r>
+    </w:p>
+    <w:p>
+      <w:pPr>
+        <w:spacing w:after="100" w:line="252" w:lineRule="auto"/>
+        <w:jc w:val="both"/>
+      </w:pPr>
+      <w:r>
+        <w:t xml:space="preserve">matchings. The answer is the product of this value for the A–U group and for the C–G group. Counting the letters takes </w:t>
+      </w:r>
+      <w:r>
+        <w:rPr>
+          <w:i/>
+          <w:iCs/>
+        </w:rPr>
+        <w:t>O</w:t>
+      </w:r>
+      <w:r>
+        <w:t>(</w:t>
+      </w:r>
+      <w:r>
+        <w:rPr>
+          <w:i/>
+          <w:iCs/>
+        </w:rPr>
+        <w:t>n</w:t>
+      </w:r>
+      <w:r>
+        <w:t>) time and Python integers have no size limit, so large factorials need no special handling.</w:t>
+      </w:r>
+    </w:p>
+    <w:p>
+      <w:pPr>
+        <w:pStyle w:val="Heading2"/>
+        <w:keepNext/>
+        <w:spacing w:before="180" w:after="80"/>
+      </w:pPr>
+      <w:bookmarkStart w:id="17" w:name="_Toc244444814"/>
+      <w:r>
+        <w:t>4.3</w:t>
+      </w:r>
+      <w:r>
+        <w:t xml:space="preserve"> Python code</w:t>
+      </w:r>
+      <w:bookmarkEnd w:id="17"/>
+    </w:p>
+    <w:p>
+      <w:pPr>
+        <w:pBdr>
+          <w:top w:val="single" w:sz="4" w:space="1" w:color="auto"/>
+          <w:left w:val="single" w:sz="4" w:space="4" w:color="auto"/>
+          <w:bottom w:val="single" w:sz="4" w:space="1" w:color="auto"/>
+          <w:right w:val="single" w:sz="4" w:space="4" w:color="auto"/>
+        </w:pBdr>
+        <w:rPr>
+          <w:sz w:val="18"/>
+          <w:szCs w:val="18"/>
+        </w:rPr>
+      </w:pPr>
+      <w:r>
+        <w:rPr>
+          <w:sz w:val="18"/>
+          <w:szCs w:val="18"/>
+        </w:rPr>
+        <w:t>from math import factorial</w:t>
+      </w:r>
+    </w:p>
+    <w:p>
+      <w:pPr>
+        <w:pBdr>
+          <w:top w:val="single" w:sz="4" w:space="1" w:color="auto"/>
+          <w:left w:val="single" w:sz="4" w:space="4" w:color="auto"/>
+          <w:bottom w:val="single" w:sz="4" w:space="1" w:color="auto"/>
+          <w:right w:val="single" w:sz="4" w:space="4" w:color="auto"/>
+        </w:pBdr>
+        <w:rPr>
+          <w:sz w:val="18"/>
+          <w:szCs w:val="18"/>
+        </w:rPr>
+      </w:pPr>
+    </w:p>
+    <w:p>
+      <w:pPr>
+        <w:pBdr>
+          <w:top w:val="single" w:sz="4" w:space="1" w:color="auto"/>
+          <w:left w:val="single" w:sz="4" w:space="4" w:color="auto"/>
+          <w:bottom w:val="single" w:sz="4" w:space="1" w:color="auto"/>
+          <w:right w:val="single" w:sz="4" w:space="4" w:color="auto"/>
+        </w:pBdr>
+        <w:rPr>
+          <w:sz w:val="18"/>
+          <w:szCs w:val="18"/>
+        </w:rPr>
+      </w:pPr>
+      <w:r>
+        <w:rPr>
+          <w:sz w:val="18"/>
+          <w:szCs w:val="18"/>
+        </w:rPr>
+        <w:t>SAMPLE_RNA = "AUGCUUC"</w:t>
+      </w:r>
+    </w:p>
+    <w:p>
+      <w:pPr>
+        <w:pBdr>
+          <w:top w:val="single" w:sz="4" w:space="1" w:color="auto"/>
+          <w:left w:val="single" w:sz="4" w:space="4" w:color="auto"/>
+          <w:bottom w:val="single" w:sz="4" w:space="1" w:color="auto"/>
+          <w:right w:val="single" w:sz="4" w:space="4" w:color="auto"/>
+        </w:pBdr>
+        <w:rPr>
+          <w:sz w:val="18"/>
+          <w:szCs w:val="18"/>
+        </w:rPr>
+      </w:pPr>
+    </w:p>
+    <w:p>
+      <w:pPr>
+        <w:pBdr>
+          <w:top w:val="single" w:sz="4" w:space="1" w:color="auto"/>
+          <w:left w:val="single" w:sz="4" w:space="4" w:color="auto"/>
+          <w:bottom w:val="single" w:sz="4" w:space="1" w:color="auto"/>
+          <w:right w:val="single" w:sz="4" w:space="4" w:color="auto"/>
+        </w:pBdr>
+        <w:rPr>
+          <w:sz w:val="18"/>
+          <w:szCs w:val="18"/>
+        </w:rPr>
+      </w:pPr>
+      <w:r>
+        <w:rPr>
+          <w:sz w:val="18"/>
+          <w:szCs w:val="18"/>
+        </w:rPr>
+        <w:t>def pair_count(x, y):</w:t>
+      </w:r>
+    </w:p>
+    <w:p>
+      <w:pPr>
+        <w:pBdr>
+          <w:top w:val="single" w:sz="4" w:space="1" w:color="auto"/>
+          <w:left w:val="single" w:sz="4" w:space="4" w:color="auto"/>
+          <w:bottom w:val="single" w:sz="4" w:space="1" w:color="auto"/>
+          <w:right w:val="single" w:sz="4" w:space="4" w:color="auto"/>
+        </w:pBdr>
+        <w:rPr>
+          <w:sz w:val="18"/>
+          <w:szCs w:val="18"/>
+        </w:rPr>
+      </w:pPr>
+      <w:r>
+        <w:rPr>
+          <w:sz w:val="18"/>
+          <w:szCs w:val="18"/>
+        </w:rPr>
+        <w:t>    """Ways to form the maximum number of pairs between two groups: max! / (max - min)!"""</w:t>
+      </w:r>
+    </w:p>
+    <w:p>
+      <w:pPr>
+        <w:pBdr>
+          <w:top w:val="single" w:sz="4" w:space="1" w:color="auto"/>
+          <w:left w:val="single" w:sz="4" w:space="4" w:color="auto"/>
+          <w:bottom w:val="single" w:sz="4" w:space="1" w:color="auto"/>
+          <w:right w:val="single" w:sz="4" w:space="4" w:color="auto"/>
+        </w:pBdr>
+        <w:rPr>
+          <w:sz w:val="18"/>
+          <w:szCs w:val="18"/>
+        </w:rPr>
+      </w:pPr>
+      <w:r>
+        <w:rPr>
+          <w:sz w:val="18"/>
+          <w:szCs w:val="18"/>
+        </w:rPr>
+        <w:t>    big, small = max(x, y), min(x, y)</w:t>
+      </w:r>
+    </w:p>
+    <w:p>
+      <w:pPr>
+        <w:pBdr>
+          <w:top w:val="single" w:sz="4" w:space="1" w:color="auto"/>
+          <w:left w:val="single" w:sz="4" w:space="4" w:color="auto"/>
+          <w:bottom w:val="single" w:sz="4" w:space="1" w:color="auto"/>
+          <w:right w:val="single" w:sz="4" w:space="4" w:color="auto"/>
+        </w:pBdr>
+        <w:rPr>
+          <w:sz w:val="18"/>
+          <w:szCs w:val="18"/>
+        </w:rPr>
+      </w:pPr>
+      <w:r>
+        <w:rPr>
+          <w:sz w:val="18"/>
+          <w:szCs w:val="18"/>
+        </w:rPr>
+        <w:t>    return factorial(big) // factorial(big - small)</w:t>
+      </w:r>
+    </w:p>
+    <w:p>
+      <w:pPr>
+        <w:pBdr>
+          <w:top w:val="single" w:sz="4" w:space="1" w:color="auto"/>
+          <w:left w:val="single" w:sz="4" w:space="4" w:color="auto"/>
+          <w:bottom w:val="single" w:sz="4" w:space="1" w:color="auto"/>
+          <w:right w:val="single" w:sz="4" w:space="4" w:color="auto"/>
+        </w:pBdr>
+        <w:rPr>
+          <w:sz w:val="18"/>
+          <w:szCs w:val="18"/>
+        </w:rPr>
+      </w:pPr>
+    </w:p>
+    <w:p>
+      <w:pPr>
+        <w:pBdr>
+          <w:top w:val="single" w:sz="4" w:space="1" w:color="auto"/>
+          <w:left w:val="single" w:sz="4" w:space="4" w:color="auto"/>
+          <w:bottom w:val="single" w:sz="4" w:space="1" w:color="auto"/>
+          <w:right w:val="single" w:sz="4" w:space="4" w:color="auto"/>
+        </w:pBdr>
+        <w:rPr>
+          <w:sz w:val="18"/>
+          <w:szCs w:val="18"/>
+        </w:rPr>
+      </w:pPr>
+      <w:r>
+        <w:rPr>
+          <w:sz w:val="18"/>
+          <w:szCs w:val="18"/>
+        </w:rPr>
+        <w:t>def run_case(rna, name):</w:t>
+      </w:r>
+    </w:p>
+    <w:p>
+      <w:pPr>
+        <w:pBdr>
+          <w:top w:val="single" w:sz="4" w:space="1" w:color="auto"/>
+          <w:left w:val="single" w:sz="4" w:space="4" w:color="auto"/>
+          <w:bottom w:val="single" w:sz="4" w:space="1" w:color="auto"/>
+          <w:right w:val="single" w:sz="4" w:space="4" w:color="auto"/>
+        </w:pBdr>
+        <w:rPr>
+          <w:sz w:val="18"/>
+          <w:szCs w:val="18"/>
+        </w:rPr>
+      </w:pPr>
+      <w:r>
+        <w:rPr>
+          <w:sz w:val="18"/>
+          <w:szCs w:val="18"/>
+        </w:rPr>
+        <w:t>    rna = "".join(rna.split()).upper()</w:t>
+      </w:r>
+    </w:p>
+    <w:p>
+      <w:pPr>
+        <w:pBdr>
+          <w:top w:val="single" w:sz="4" w:space="1" w:color="auto"/>
+          <w:left w:val="single" w:sz="4" w:space="4" w:color="auto"/>
+          <w:bottom w:val="single" w:sz="4" w:space="1" w:color="auto"/>
+          <w:right w:val="single" w:sz="4" w:space="4" w:color="auto"/>
+        </w:pBdr>
+        <w:rPr>
+          <w:sz w:val="18"/>
+          <w:szCs w:val="18"/>
+        </w:rPr>
+      </w:pPr>
+      <w:r>
+        <w:rPr>
+          <w:sz w:val="18"/>
+          <w:szCs w:val="18"/>
+        </w:rPr>
+        <w:t>    print(f"\n===== {name} =====")</w:t>
+      </w:r>
+    </w:p>
+    <w:p>
+      <w:pPr>
+        <w:pBdr>
+          <w:top w:val="single" w:sz="4" w:space="1" w:color="auto"/>
+          <w:left w:val="single" w:sz="4" w:space="4" w:color="auto"/>
+          <w:bottom w:val="single" w:sz="4" w:space="1" w:color="auto"/>
+          <w:right w:val="single" w:sz="4" w:space="4" w:color="auto"/>
+        </w:pBdr>
+        <w:rPr>
+          <w:sz w:val="18"/>
+          <w:szCs w:val="18"/>
+        </w:rPr>
+      </w:pPr>
+      <w:r>
+        <w:rPr>
+          <w:sz w:val="18"/>
+          <w:szCs w:val="18"/>
+        </w:rPr>
+        <w:t>    invalid = sorted(set(rna) - set("AUGC"))</w:t>
+      </w:r>
+    </w:p>
+    <w:p>
+      <w:pPr>
+        <w:pBdr>
+          <w:top w:val="single" w:sz="4" w:space="1" w:color="auto"/>
+          <w:left w:val="single" w:sz="4" w:space="4" w:color="auto"/>
+          <w:bottom w:val="single" w:sz="4" w:space="1" w:color="auto"/>
+          <w:right w:val="single" w:sz="4" w:space="4" w:color="auto"/>
+        </w:pBdr>
+        <w:rPr>
+          <w:sz w:val="18"/>
+          <w:szCs w:val="18"/>
+        </w:rPr>
+      </w:pPr>
+      <w:r>
+        <w:rPr>
+          <w:sz w:val="18"/>
+          <w:szCs w:val="18"/>
+        </w:rPr>
+        <w:t>    if not rna or invalid:</w:t>
+      </w:r>
+    </w:p>
+    <w:p>
+      <w:pPr>
+        <w:pBdr>
+          <w:top w:val="single" w:sz="4" w:space="1" w:color="auto"/>
+          <w:left w:val="single" w:sz="4" w:space="4" w:color="auto"/>
+          <w:bottom w:val="single" w:sz="4" w:space="1" w:color="auto"/>
+          <w:right w:val="single" w:sz="4" w:space="4" w:color="auto"/>
+        </w:pBdr>
+        <w:rPr>
+          <w:sz w:val="18"/>
+          <w:szCs w:val="18"/>
+        </w:rPr>
+      </w:pPr>
+      <w:r>
+        <w:rPr>
+          <w:sz w:val="18"/>
+          <w:szCs w:val="18"/>
+        </w:rPr>
+        <w:t>        print("Invalid input:", "empty sequence" if not rna else "bad symbol(s) " + ", ".join(invalid))</w:t>
+      </w:r>
+    </w:p>
+    <w:p>
+      <w:pPr>
+        <w:pBdr>
+          <w:top w:val="single" w:sz="4" w:space="1" w:color="auto"/>
+          <w:left w:val="single" w:sz="4" w:space="4" w:color="auto"/>
+          <w:bottom w:val="single" w:sz="4" w:space="1" w:color="auto"/>
+          <w:right w:val="single" w:sz="4" w:space="4" w:color="auto"/>
+        </w:pBdr>
+        <w:rPr>
+          <w:sz w:val="18"/>
+          <w:szCs w:val="18"/>
+        </w:rPr>
+      </w:pPr>
+      <w:r>
+        <w:rPr>
+          <w:sz w:val="18"/>
+          <w:szCs w:val="18"/>
+        </w:rPr>
+        <w:t>        return</w:t>
+      </w:r>
+    </w:p>
+    <w:p>
+      <w:pPr>
+        <w:pBdr>
+          <w:top w:val="single" w:sz="4" w:space="1" w:color="auto"/>
+          <w:left w:val="single" w:sz="4" w:space="4" w:color="auto"/>
+          <w:bottom w:val="single" w:sz="4" w:space="1" w:color="auto"/>
+          <w:right w:val="single" w:sz="4" w:space="4" w:color="auto"/>
+        </w:pBdr>
+        <w:rPr>
+          <w:sz w:val="18"/>
+          <w:szCs w:val="18"/>
+        </w:rPr>
+      </w:pPr>
+      <w:r>
+        <w:rPr>
+          <w:sz w:val="18"/>
+          <w:szCs w:val="18"/>
+        </w:rPr>
+        <w:t>    c = {b: rna.count(b) for b in "AUGC"}</w:t>
+      </w:r>
+    </w:p>
+    <w:p>
+      <w:pPr>
+        <w:pBdr>
+          <w:top w:val="single" w:sz="4" w:space="1" w:color="auto"/>
+          <w:left w:val="single" w:sz="4" w:space="4" w:color="auto"/>
+          <w:bottom w:val="single" w:sz="4" w:space="1" w:color="auto"/>
+          <w:right w:val="single" w:sz="4" w:space="4" w:color="auto"/>
+        </w:pBdr>
+        <w:rPr>
+          <w:sz w:val="18"/>
+          <w:szCs w:val="18"/>
+        </w:rPr>
+      </w:pPr>
+      <w:r>
+        <w:rPr>
+          <w:sz w:val="18"/>
+          <w:szCs w:val="18"/>
+        </w:rPr>
+        <w:t>    print(f"RNA sequence : {rna}  (length {len(rna)})")</w:t>
+      </w:r>
+    </w:p>
+    <w:p>
+      <w:pPr>
+        <w:pBdr>
+          <w:top w:val="single" w:sz="4" w:space="1" w:color="auto"/>
+          <w:left w:val="single" w:sz="4" w:space="4" w:color="auto"/>
+          <w:bottom w:val="single" w:sz="4" w:space="1" w:color="auto"/>
+          <w:right w:val="single" w:sz="4" w:space="4" w:color="auto"/>
+        </w:pBdr>
+        <w:rPr>
+          <w:sz w:val="18"/>
+          <w:szCs w:val="18"/>
+        </w:rPr>
+      </w:pPr>
+      <w:r>
+        <w:rPr>
+          <w:sz w:val="18"/>
+          <w:szCs w:val="18"/>
+        </w:rPr>
+        <w:t>    print("Base counts  : " + "  ".join(f"{b}={c[b]}" for b in "AUGC"))</w:t>
+      </w:r>
+    </w:p>
+    <w:p>
+      <w:pPr>
+        <w:pBdr>
+          <w:top w:val="single" w:sz="4" w:space="1" w:color="auto"/>
+          <w:left w:val="single" w:sz="4" w:space="4" w:color="auto"/>
+          <w:bottom w:val="single" w:sz="4" w:space="1" w:color="auto"/>
+          <w:right w:val="single" w:sz="4" w:space="4" w:color="auto"/>
+        </w:pBdr>
+        <w:rPr>
+          <w:sz w:val="18"/>
+          <w:szCs w:val="18"/>
+        </w:rPr>
+      </w:pPr>
+    </w:p>
+    <w:p>
+      <w:pPr>
+        <w:pBdr>
+          <w:top w:val="single" w:sz="4" w:space="1" w:color="auto"/>
+          <w:left w:val="single" w:sz="4" w:space="4" w:color="auto"/>
+          <w:bottom w:val="single" w:sz="4" w:space="1" w:color="auto"/>
+          <w:right w:val="single" w:sz="4" w:space="4" w:color="auto"/>
+        </w:pBdr>
+        <w:rPr>
+          <w:sz w:val="18"/>
+          <w:szCs w:val="18"/>
+        </w:rPr>
+      </w:pPr>
+      <w:r>
+        <w:rPr>
+          <w:sz w:val="18"/>
+          <w:szCs w:val="18"/>
+        </w:rPr>
+        <w:t>    total = 1</w:t>
+      </w:r>
+    </w:p>
+    <w:p>
+      <w:pPr>
+        <w:pBdr>
+          <w:top w:val="single" w:sz="4" w:space="1" w:color="auto"/>
+          <w:left w:val="single" w:sz="4" w:space="4" w:color="auto"/>
+          <w:bottom w:val="single" w:sz="4" w:space="1" w:color="auto"/>
+          <w:right w:val="single" w:sz="4" w:space="4" w:color="auto"/>
+        </w:pBdr>
+        <w:rPr>
+          <w:sz w:val="18"/>
+          <w:szCs w:val="18"/>
+        </w:rPr>
+      </w:pPr>
+      <w:r>
+        <w:rPr>
+          <w:sz w:val="18"/>
+          <w:szCs w:val="18"/>
+        </w:rPr>
+        <w:t>    for x, y in ("AU", "CG"):</w:t>
+      </w:r>
+    </w:p>
+    <w:p>
+      <w:pPr>
+        <w:pBdr>
+          <w:top w:val="single" w:sz="4" w:space="1" w:color="auto"/>
+          <w:left w:val="single" w:sz="4" w:space="4" w:color="auto"/>
+          <w:bottom w:val="single" w:sz="4" w:space="1" w:color="auto"/>
+          <w:right w:val="single" w:sz="4" w:space="4" w:color="auto"/>
+        </w:pBdr>
+        <w:rPr>
+          <w:sz w:val="18"/>
+          <w:szCs w:val="18"/>
+        </w:rPr>
+      </w:pPr>
+      <w:r>
+        <w:rPr>
+          <w:sz w:val="18"/>
+          <w:szCs w:val="18"/>
+        </w:rPr>
+        <w:t>        big, small = max(c[x], c[y]), min(c[x], c[y])</w:t>
+      </w:r>
+    </w:p>
+    <w:p>
+      <w:pPr>
+        <w:pBdr>
+          <w:top w:val="single" w:sz="4" w:space="1" w:color="auto"/>
+          <w:left w:val="single" w:sz="4" w:space="4" w:color="auto"/>
+          <w:bottom w:val="single" w:sz="4" w:space="1" w:color="auto"/>
+          <w:right w:val="single" w:sz="4" w:space="4" w:color="auto"/>
+        </w:pBdr>
+        <w:rPr>
+          <w:sz w:val="18"/>
+          <w:szCs w:val="18"/>
+        </w:rPr>
+      </w:pPr>
+      <w:r>
+        <w:rPr>
+          <w:sz w:val="18"/>
+          <w:szCs w:val="18"/>
+        </w:rPr>
+        <w:t>        ways = pair_count(c[x], c[y])</w:t>
+      </w:r>
+    </w:p>
+    <w:p>
+      <w:pPr>
+        <w:pBdr>
+          <w:top w:val="single" w:sz="4" w:space="1" w:color="auto"/>
+          <w:left w:val="single" w:sz="4" w:space="4" w:color="auto"/>
+          <w:bottom w:val="single" w:sz="4" w:space="1" w:color="auto"/>
+          <w:right w:val="single" w:sz="4" w:space="4" w:color="auto"/>
+        </w:pBdr>
+        <w:rPr>
+          <w:sz w:val="18"/>
+          <w:szCs w:val="18"/>
+        </w:rPr>
+      </w:pPr>
+      <w:r>
+        <w:rPr>
+          <w:sz w:val="18"/>
+          <w:szCs w:val="18"/>
+        </w:rPr>
+        <w:t>        print(f"{x}-{y}: {small} pairs, {big}!/{big - small}! = {ways}")</w:t>
+      </w:r>
+    </w:p>
+    <w:p>
+      <w:pPr>
+        <w:pBdr>
+          <w:top w:val="single" w:sz="4" w:space="1" w:color="auto"/>
+          <w:left w:val="single" w:sz="4" w:space="4" w:color="auto"/>
+          <w:bottom w:val="single" w:sz="4" w:space="1" w:color="auto"/>
+          <w:right w:val="single" w:sz="4" w:space="4" w:color="auto"/>
+        </w:pBdr>
+        <w:rPr>
+          <w:sz w:val="18"/>
+          <w:szCs w:val="18"/>
+        </w:rPr>
+      </w:pPr>
+      <w:r>
+        <w:rPr>
+          <w:sz w:val="18"/>
+          <w:szCs w:val="18"/>
+        </w:rPr>
+        <w:t>        total *= ways</w:t>
+      </w:r>
+    </w:p>
+    <w:p>
+      <w:pPr>
+        <w:pBdr>
+          <w:top w:val="single" w:sz="4" w:space="1" w:color="auto"/>
+          <w:left w:val="single" w:sz="4" w:space="4" w:color="auto"/>
+          <w:bottom w:val="single" w:sz="4" w:space="1" w:color="auto"/>
+          <w:right w:val="single" w:sz="4" w:space="4" w:color="auto"/>
+        </w:pBdr>
+        <w:rPr>
+          <w:sz w:val="18"/>
+          <w:szCs w:val="18"/>
+        </w:rPr>
+      </w:pPr>
+      <w:r>
+        <w:rPr>
+          <w:sz w:val="18"/>
+          <w:szCs w:val="18"/>
+        </w:rPr>
+        <w:t>    print(f"\nMaximum matchings (A-U x C-G) = {total}")</w:t>
+      </w:r>
+    </w:p>
+    <w:p>
+      <w:pPr>
+        <w:pBdr>
+          <w:top w:val="single" w:sz="4" w:space="1" w:color="auto"/>
+          <w:left w:val="single" w:sz="4" w:space="4" w:color="auto"/>
+          <w:bottom w:val="single" w:sz="4" w:space="1" w:color="auto"/>
+          <w:right w:val="single" w:sz="4" w:space="4" w:color="auto"/>
+        </w:pBdr>
+        <w:rPr>
+          <w:sz w:val="18"/>
+          <w:szCs w:val="18"/>
+        </w:rPr>
+      </w:pPr>
+      <w:r>
+        <w:rPr>
+          <w:sz w:val="18"/>
+          <w:szCs w:val="18"/>
+        </w:rPr>
+        <w:t>    print(total)                                   # Rosalind output</w:t>
+      </w:r>
+    </w:p>
+    <w:p>
+      <w:pPr>
+        <w:pBdr>
+          <w:top w:val="single" w:sz="4" w:space="1" w:color="auto"/>
+          <w:left w:val="single" w:sz="4" w:space="4" w:color="auto"/>
+          <w:bottom w:val="single" w:sz="4" w:space="1" w:color="auto"/>
+          <w:right w:val="single" w:sz="4" w:space="4" w:color="auto"/>
+        </w:pBdr>
+        <w:rPr>
+          <w:sz w:val="18"/>
+          <w:szCs w:val="18"/>
+        </w:rPr>
+      </w:pPr>
+    </w:p>
+    <w:p>
+      <w:pPr>
+        <w:pBdr>
+          <w:top w:val="single" w:sz="4" w:space="1" w:color="auto"/>
+          <w:left w:val="single" w:sz="4" w:space="4" w:color="auto"/>
+          <w:bottom w:val="single" w:sz="4" w:space="1" w:color="auto"/>
+          <w:right w:val="single" w:sz="4" w:space="4" w:color="auto"/>
+        </w:pBdr>
+        <w:rPr>
+          <w:sz w:val="18"/>
+          <w:szCs w:val="18"/>
+        </w:rPr>
+      </w:pPr>
+      <w:r>
+        <w:rPr>
+          <w:sz w:val="18"/>
+          <w:szCs w:val="18"/>
+        </w:rPr>
+        <w:t>def main():</w:t>
+      </w:r>
+    </w:p>
+    <w:p>
+      <w:pPr>
+        <w:pBdr>
+          <w:top w:val="single" w:sz="4" w:space="1" w:color="auto"/>
+          <w:left w:val="single" w:sz="4" w:space="4" w:color="auto"/>
+          <w:bottom w:val="single" w:sz="4" w:space="1" w:color="auto"/>
+          <w:right w:val="single" w:sz="4" w:space="4" w:color="auto"/>
+        </w:pBdr>
+        <w:rPr>
+          <w:sz w:val="18"/>
+          <w:szCs w:val="18"/>
+        </w:rPr>
+      </w:pPr>
+      <w:r>
+        <w:rPr>
+          <w:sz w:val="18"/>
+          <w:szCs w:val="18"/>
+        </w:rPr>
+        <w:t>    while True:</w:t>
+      </w:r>
+    </w:p>
+    <w:p>
+      <w:pPr>
+        <w:pBdr>
+          <w:top w:val="single" w:sz="4" w:space="1" w:color="auto"/>
+          <w:left w:val="single" w:sz="4" w:space="4" w:color="auto"/>
+          <w:bottom w:val="single" w:sz="4" w:space="1" w:color="auto"/>
+          <w:right w:val="single" w:sz="4" w:space="4" w:color="auto"/>
+        </w:pBdr>
+        <w:rPr>
+          <w:sz w:val="18"/>
+          <w:szCs w:val="18"/>
+        </w:rPr>
+      </w:pPr>
+      <w:r>
+        <w:rPr>
+          <w:sz w:val="18"/>
+          <w:szCs w:val="18"/>
+        </w:rPr>
+        <w:t>        print("\n[1] Sample Case  [2] Custom Case  [3] Sample + Custom  [4] Exit")</w:t>
+      </w:r>
+    </w:p>
+    <w:p>
+      <w:pPr>
+        <w:pBdr>
+          <w:top w:val="single" w:sz="4" w:space="1" w:color="auto"/>
+          <w:left w:val="single" w:sz="4" w:space="4" w:color="auto"/>
+          <w:bottom w:val="single" w:sz="4" w:space="1" w:color="auto"/>
+          <w:right w:val="single" w:sz="4" w:space="4" w:color="auto"/>
+        </w:pBdr>
+        <w:rPr>
+          <w:sz w:val="18"/>
+          <w:szCs w:val="18"/>
+        </w:rPr>
+      </w:pPr>
+      <w:r>
+        <w:rPr>
+          <w:sz w:val="18"/>
+          <w:szCs w:val="18"/>
+        </w:rPr>
+        <w:t>        choice = input("Select an option (1-4): ").strip()</w:t>
+      </w:r>
+    </w:p>
+    <w:p>
+      <w:pPr>
+        <w:pBdr>
+          <w:top w:val="single" w:sz="4" w:space="1" w:color="auto"/>
+          <w:left w:val="single" w:sz="4" w:space="4" w:color="auto"/>
+          <w:bottom w:val="single" w:sz="4" w:space="1" w:color="auto"/>
+          <w:right w:val="single" w:sz="4" w:space="4" w:color="auto"/>
+        </w:pBdr>
+        <w:rPr>
+          <w:sz w:val="18"/>
+          <w:szCs w:val="18"/>
+        </w:rPr>
+      </w:pPr>
+      <w:r>
+        <w:rPr>
+          <w:sz w:val="18"/>
+          <w:szCs w:val="18"/>
+        </w:rPr>
+        <w:t>        if choice in ("1", "3"):</w:t>
+      </w:r>
+    </w:p>
+    <w:p>
+      <w:pPr>
+        <w:pBdr>
+          <w:top w:val="single" w:sz="4" w:space="1" w:color="auto"/>
+          <w:left w:val="single" w:sz="4" w:space="4" w:color="auto"/>
+          <w:bottom w:val="single" w:sz="4" w:space="1" w:color="auto"/>
+          <w:right w:val="single" w:sz="4" w:space="4" w:color="auto"/>
+        </w:pBdr>
+        <w:rPr>
+          <w:sz w:val="18"/>
+          <w:szCs w:val="18"/>
+        </w:rPr>
+      </w:pPr>
+      <w:r>
+        <w:rPr>
+          <w:sz w:val="18"/>
+          <w:szCs w:val="18"/>
+        </w:rPr>
+        <w:t>            run_case(SAMPLE_RNA, "SAMPLE CASE")</w:t>
+      </w:r>
+    </w:p>
+    <w:p>
+      <w:pPr>
+        <w:pBdr>
+          <w:top w:val="single" w:sz="4" w:space="1" w:color="auto"/>
+          <w:left w:val="single" w:sz="4" w:space="4" w:color="auto"/>
+          <w:bottom w:val="single" w:sz="4" w:space="1" w:color="auto"/>
+          <w:right w:val="single" w:sz="4" w:space="4" w:color="auto"/>
+        </w:pBdr>
+        <w:rPr>
+          <w:sz w:val="18"/>
+          <w:szCs w:val="18"/>
+        </w:rPr>
+      </w:pPr>
+      <w:r>
+        <w:rPr>
+          <w:sz w:val="18"/>
+          <w:szCs w:val="18"/>
+        </w:rPr>
+        <w:t>        if choice in ("2", "3"):</w:t>
+      </w:r>
+    </w:p>
+    <w:p>
+      <w:pPr>
+        <w:pBdr>
+          <w:top w:val="single" w:sz="4" w:space="1" w:color="auto"/>
+          <w:left w:val="single" w:sz="4" w:space="4" w:color="auto"/>
+          <w:bottom w:val="single" w:sz="4" w:space="1" w:color="auto"/>
+          <w:right w:val="single" w:sz="4" w:space="4" w:color="auto"/>
+        </w:pBdr>
+        <w:rPr>
+          <w:sz w:val="18"/>
+          <w:szCs w:val="18"/>
+        </w:rPr>
+      </w:pPr>
+      <w:r>
+        <w:rPr>
+          <w:sz w:val="18"/>
+          <w:szCs w:val="18"/>
+        </w:rPr>
+        <w:t>            run_case(input("Enter RNA sequence (A, U, G, C): "), "CUSTOM CASE")</w:t>
+      </w:r>
+    </w:p>
+    <w:p>
+      <w:pPr>
+        <w:pBdr>
+          <w:top w:val="single" w:sz="4" w:space="1" w:color="auto"/>
+          <w:left w:val="single" w:sz="4" w:space="4" w:color="auto"/>
+          <w:bottom w:val="single" w:sz="4" w:space="1" w:color="auto"/>
+          <w:right w:val="single" w:sz="4" w:space="4" w:color="auto"/>
+        </w:pBdr>
+        <w:rPr>
+          <w:sz w:val="18"/>
+          <w:szCs w:val="18"/>
+        </w:rPr>
+      </w:pPr>
+      <w:r>
+        <w:rPr>
+          <w:sz w:val="18"/>
+          <w:szCs w:val="18"/>
+        </w:rPr>
+        <w:t>        if choice == "4":</w:t>
+      </w:r>
+    </w:p>
+    <w:p>
+      <w:pPr>
+        <w:pBdr>
+          <w:top w:val="single" w:sz="4" w:space="1" w:color="auto"/>
+          <w:left w:val="single" w:sz="4" w:space="4" w:color="auto"/>
+          <w:bottom w:val="single" w:sz="4" w:space="1" w:color="auto"/>
+          <w:right w:val="single" w:sz="4" w:space="4" w:color="auto"/>
+        </w:pBdr>
+        <w:rPr>
+          <w:sz w:val="18"/>
+          <w:szCs w:val="18"/>
+        </w:rPr>
+      </w:pPr>
+      <w:r>
+        <w:rPr>
+          <w:sz w:val="18"/>
+          <w:szCs w:val="18"/>
+        </w:rPr>
+        <w:t>            break</w:t>
+      </w:r>
+    </w:p>
+    <w:p>
+      <w:pPr>
+        <w:pBdr>
+          <w:top w:val="single" w:sz="4" w:space="1" w:color="auto"/>
+          <w:left w:val="single" w:sz="4" w:space="4" w:color="auto"/>
+          <w:bottom w:val="single" w:sz="4" w:space="1" w:color="auto"/>
+          <w:right w:val="single" w:sz="4" w:space="4" w:color="auto"/>
+        </w:pBdr>
+        <w:rPr>
+          <w:sz w:val="18"/>
+          <w:szCs w:val="18"/>
+        </w:rPr>
+      </w:pPr>
+      <w:r>
+        <w:rPr>
+          <w:sz w:val="18"/>
+          <w:szCs w:val="18"/>
+        </w:rPr>
+        <w:t>        if choice not in ("1", "2", "3"):</w:t>
+      </w:r>
+    </w:p>
+    <w:p>
+      <w:pPr>
+        <w:pBdr>
+          <w:top w:val="single" w:sz="4" w:space="1" w:color="auto"/>
+          <w:left w:val="single" w:sz="4" w:space="4" w:color="auto"/>
+          <w:bottom w:val="single" w:sz="4" w:space="1" w:color="auto"/>
+          <w:right w:val="single" w:sz="4" w:space="4" w:color="auto"/>
+        </w:pBdr>
+        <w:rPr>
+          <w:sz w:val="18"/>
+          <w:szCs w:val="18"/>
+        </w:rPr>
+      </w:pPr>
+      <w:r>
+        <w:rPr>
+          <w:sz w:val="18"/>
+          <w:szCs w:val="18"/>
+        </w:rPr>
+        <w:t>            print("Invalid option.")</w:t>
+      </w:r>
+    </w:p>
+    <w:p>
+      <w:pPr>
+        <w:pBdr>
+          <w:top w:val="single" w:sz="4" w:space="1" w:color="auto"/>
+          <w:left w:val="single" w:sz="4" w:space="4" w:color="auto"/>
+          <w:bottom w:val="single" w:sz="4" w:space="1" w:color="auto"/>
+          <w:right w:val="single" w:sz="4" w:space="4" w:color="auto"/>
+        </w:pBdr>
+        <w:rPr>
+          <w:sz w:val="18"/>
+          <w:szCs w:val="18"/>
+        </w:rPr>
+      </w:pPr>
+    </w:p>
+    <w:p>
+      <w:pPr>
+        <w:pBdr>
+          <w:top w:val="single" w:sz="4" w:space="1" w:color="auto"/>
+          <w:left w:val="single" w:sz="4" w:space="4" w:color="auto"/>
+          <w:bottom w:val="single" w:sz="4" w:space="1" w:color="auto"/>
+          <w:right w:val="single" w:sz="4" w:space="4" w:color="auto"/>
+        </w:pBdr>
+        <w:rPr>
+          <w:sz w:val="18"/>
+          <w:szCs w:val="18"/>
+        </w:rPr>
+      </w:pPr>
+      <w:r>
+        <w:rPr>
+          <w:sz w:val="18"/>
+          <w:szCs w:val="18"/>
+        </w:rPr>
+        <w:t>if __name__ == "__main__":</w:t>
+      </w:r>
+    </w:p>
+    <w:p>
+      <w:pPr>
+        <w:pBdr>
+          <w:top w:val="single" w:sz="4" w:space="1" w:color="auto"/>
+          <w:left w:val="single" w:sz="4" w:space="4" w:color="auto"/>
+          <w:bottom w:val="single" w:sz="4" w:space="1" w:color="auto"/>
+          <w:right w:val="single" w:sz="4" w:space="4" w:color="auto"/>
+        </w:pBdr>
+        <w:rPr>
+          <w:sz w:val="18"/>
+          <w:szCs w:val="18"/>
+        </w:rPr>
+      </w:pPr>
+      <w:r>
+        <w:rPr>
+          <w:sz w:val="18"/>
+          <w:szCs w:val="18"/>
+        </w:rPr>
+        <w:t>    try:</w:t>
+      </w:r>
+    </w:p>
+    <w:p>
+      <w:pPr>
+        <w:pBdr>
+          <w:top w:val="single" w:sz="4" w:space="1" w:color="auto"/>
+          <w:left w:val="single" w:sz="4" w:space="4" w:color="auto"/>
+          <w:bottom w:val="single" w:sz="4" w:space="1" w:color="auto"/>
+          <w:right w:val="single" w:sz="4" w:space="4" w:color="auto"/>
+        </w:pBdr>
+        <w:rPr>
+          <w:sz w:val="18"/>
+          <w:szCs w:val="18"/>
+        </w:rPr>
+      </w:pPr>
+      <w:r>
+        <w:rPr>
+          <w:sz w:val="18"/>
+          <w:szCs w:val="18"/>
+        </w:rPr>
+        <w:t>        main()</w:t>
+      </w:r>
+    </w:p>
+    <w:p>
+      <w:pPr>
+        <w:pBdr>
+          <w:top w:val="single" w:sz="4" w:space="1" w:color="auto"/>
+          <w:left w:val="single" w:sz="4" w:space="4" w:color="auto"/>
+          <w:bottom w:val="single" w:sz="4" w:space="1" w:color="auto"/>
+          <w:right w:val="single" w:sz="4" w:space="4" w:color="auto"/>
+        </w:pBdr>
+        <w:rPr>
+          <w:sz w:val="18"/>
+          <w:szCs w:val="18"/>
+        </w:rPr>
+      </w:pPr>
+      <w:r>
+        <w:rPr>
+          <w:sz w:val="18"/>
+          <w:szCs w:val="18"/>
+        </w:rPr>
+        <w:t>    except (EOFError, KeyboardInterrupt):</w:t>
+      </w:r>
+    </w:p>
+    <w:p>
+      <w:pPr>
+        <w:pBdr>
+          <w:top w:val="single" w:sz="4" w:space="1" w:color="auto"/>
+          <w:left w:val="single" w:sz="4" w:space="4" w:color="auto"/>
+          <w:bottom w:val="single" w:sz="4" w:space="1" w:color="auto"/>
+          <w:right w:val="single" w:sz="4" w:space="4" w:color="auto"/>
+        </w:pBdr>
+        <w:rPr>
+          <w:sz w:val="18"/>
+          <w:szCs w:val="18"/>
+        </w:rPr>
+      </w:pPr>
+      <w:r>
+        <w:rPr>
+          <w:sz w:val="18"/>
+          <w:szCs w:val="18"/>
+        </w:rPr>
+        <w:t>        print("\nProgram terminated.")</w:t>
+      </w:r>
+    </w:p>
+    <w:p>
+      <w:pPr>
+        <w:rPr>
+          <w:sz w:val="18"/>
+          <w:szCs w:val="18"/>
+        </w:rPr>
+      </w:pPr>
+    </w:p>
+    <w:p>
+      <w:pPr>
+        <w:rPr>
+          <w:sz w:val="18"/>
+          <w:szCs w:val="18"/>
+        </w:rPr>
+      </w:pPr>
+    </w:p>
+    <w:p>
+      <w:pPr>
+        <w:pStyle w:val="Heading2"/>
+        <w:keepNext/>
+        <w:spacing w:before="180" w:after="80"/>
+      </w:pPr>
+      <w:bookmarkStart w:id="18" w:name="_Toc244444815"/>
+      <w:r>
+        <w:t xml:space="preserve">4.4 </w:t>
+      </w:r>
+      <w:r>
+        <w:t>Explanation of the implementation</w:t>
+      </w:r>
+      <w:bookmarkEnd w:id="18"/>
+    </w:p>
+    <w:p>
+      <w:pPr>
+        <w:pStyle w:val="ListParagraph"/>
+        <w:numPr>
+          <w:ilvl w:val="0"/>
+          <w:numId w:val="4"/>
+        </w:numPr>
+        <w:spacing w:after="50" w:line="252" w:lineRule="auto"/>
+        <w:jc w:val="both"/>
+      </w:pPr>
+      <w:r>
+        <w:rPr>
+          <w:b/>
+          <w:bCs/>
+        </w:rPr>
+        <w:t>Formula.</w:t>
+      </w:r>
+      <w:r>
+        <w:t xml:space="preserve"> </w:t>
+      </w:r>
+      <w:r>
+        <w:rPr>
+          <w:rFonts w:ascii="Courier New" w:eastAsia="Courier New" w:hAnsi="Courier New" w:cs="Courier New"/>
+          <w:sz w:val="19"/>
+          <w:szCs w:val="19"/>
+        </w:rPr>
+        <w:t>pair_count(x, y)</w:t>
+      </w:r>
+      <w:r>
+        <w:t xml:space="preserve"> returns </w:t>
+      </w:r>
+      <w:r>
+        <w:rPr>
+          <w:rFonts w:ascii="Courier New" w:eastAsia="Courier New" w:hAnsi="Courier New" w:cs="Courier New"/>
+          <w:sz w:val="19"/>
+          <w:szCs w:val="19"/>
+        </w:rPr>
+        <w:t>max(x,y)! // (max(x,y) - min(x,y))!</w:t>
+      </w:r>
+      <w:r>
+        <w:t xml:space="preserve">, the number of maximum matchings between two groups of sizes </w:t>
+      </w:r>
+      <w:r>
+        <w:rPr>
+          <w:rFonts w:ascii="Courier New" w:eastAsia="Courier New" w:hAnsi="Courier New" w:cs="Courier New"/>
+          <w:sz w:val="19"/>
+          <w:szCs w:val="19"/>
+        </w:rPr>
+        <w:t>x</w:t>
+      </w:r>
+      <w:r>
+        <w:t xml:space="preserve"> and </w:t>
+      </w:r>
+      <w:r>
+        <w:rPr>
+          <w:rFonts w:ascii="Courier New" w:eastAsia="Courier New" w:hAnsi="Courier New" w:cs="Courier New"/>
+          <w:sz w:val="19"/>
+          <w:szCs w:val="19"/>
+        </w:rPr>
+        <w:t>y</w:t>
+      </w:r>
+      <w:r>
+        <w:t>.</w:t>
+      </w:r>
+    </w:p>
+    <w:p>
+      <w:pPr>
+        <w:pStyle w:val="ListParagraph"/>
+        <w:numPr>
+          <w:ilvl w:val="0"/>
+          <w:numId w:val="4"/>
+        </w:numPr>
+        <w:spacing w:after="50" w:line="252" w:lineRule="auto"/>
+        <w:jc w:val="both"/>
+      </w:pPr>
+      <w:r>
+        <w:rPr>
+          <w:b/>
+          <w:bCs/>
+        </w:rPr>
+        <w:t>Input check.</w:t>
+      </w:r>
+      <w:r>
+        <w:t xml:space="preserve"> </w:t>
+      </w:r>
+      <w:r>
+        <w:rPr>
+          <w:rFonts w:ascii="Courier New" w:eastAsia="Courier New" w:hAnsi="Courier New" w:cs="Courier New"/>
+          <w:sz w:val="19"/>
+          <w:szCs w:val="19"/>
+        </w:rPr>
+        <w:t>run_case()</w:t>
+      </w:r>
+      <w:r>
+        <w:t xml:space="preserve"> removes spaces, converts the text to upper case and prints an error if the string is empty or contains a letter other than A, U, G, C.</w:t>
+      </w:r>
+    </w:p>
+    <w:p>
+      <w:pPr>
+        <w:pStyle w:val="ListParagraph"/>
+        <w:numPr>
+          <w:ilvl w:val="0"/>
+          <w:numId w:val="4"/>
+        </w:numPr>
+        <w:spacing w:after="50" w:line="252" w:lineRule="auto"/>
+        <w:jc w:val="both"/>
+      </w:pPr>
+      <w:r>
+        <w:rPr>
+          <w:b/>
+          <w:bCs/>
+        </w:rPr>
+        <w:t>Counting.</w:t>
+      </w:r>
+      <w:r>
+        <w:t xml:space="preserve"> The number of each base is found with </w:t>
+      </w:r>
+      <w:r>
+        <w:rPr>
+          <w:rFonts w:ascii="Courier New" w:eastAsia="Courier New" w:hAnsi="Courier New" w:cs="Courier New"/>
+          <w:sz w:val="19"/>
+          <w:szCs w:val="19"/>
+        </w:rPr>
+        <w:t>str.count</w:t>
+      </w:r>
+      <w:r>
+        <w:t xml:space="preserve">. For the A–U group and then the C–G group the program prints the number of pairs and the factorial ratio, and multiplies the two results in </w:t>
+      </w:r>
+      <w:r>
+        <w:rPr>
+          <w:rFonts w:ascii="Courier New" w:eastAsia="Courier New" w:hAnsi="Courier New" w:cs="Courier New"/>
+          <w:sz w:val="19"/>
+          <w:szCs w:val="19"/>
+        </w:rPr>
+        <w:t>total</w:t>
+      </w:r>
+      <w:r>
+        <w:t>.</w:t>
+      </w:r>
+    </w:p>
+    <w:p>
+      <w:pPr>
+        <w:pStyle w:val="ListParagraph"/>
+        <w:numPr>
+          <w:ilvl w:val="0"/>
+          <w:numId w:val="4"/>
+        </w:numPr>
+        <w:spacing w:after="50" w:line="252" w:lineRule="auto"/>
+        <w:jc w:val="both"/>
+      </w:pPr>
+      <w:r>
+        <w:rPr>
+          <w:b/>
+          <w:bCs/>
+        </w:rPr>
+        <w:t>Output.</w:t>
+      </w:r>
+      <w:r>
+        <w:t xml:space="preserve"> The final answer is printed on its own line, as Rosalind expects.</w:t>
+      </w:r>
+    </w:p>
+    <w:p>
+      <w:pPr>
+        <w:pStyle w:val="ListParagraph"/>
+        <w:numPr>
+          <w:ilvl w:val="0"/>
+          <w:numId w:val="4"/>
+        </w:numPr>
+        <w:spacing w:after="50" w:line="252" w:lineRule="auto"/>
+        <w:jc w:val="both"/>
+      </w:pPr>
+      <w:r>
+        <w:rPr>
+          <w:b/>
+          <w:bCs/>
+        </w:rPr>
+        <w:t>Menu.</w:t>
+      </w:r>
+      <w:r>
+        <w:t xml:space="preserve"> </w:t>
+      </w:r>
+      <w:r>
+        <w:rPr>
+          <w:rFonts w:ascii="Courier New" w:eastAsia="Courier New" w:hAnsi="Courier New" w:cs="Courier New"/>
+          <w:sz w:val="19"/>
+          <w:szCs w:val="19"/>
+        </w:rPr>
+        <w:t>main()</w:t>
+      </w:r>
+      <w:r>
+        <w:t xml:space="preserve"> repeats the menu (sample, custom, sample plus custom, exit) until the user chooses 4, and </w:t>
+      </w:r>
+      <w:r>
+        <w:rPr>
+          <w:rFonts w:ascii="Courier New" w:eastAsia="Courier New" w:hAnsi="Courier New" w:cs="Courier New"/>
+          <w:sz w:val="19"/>
+          <w:szCs w:val="19"/>
+        </w:rPr>
+        <w:t>try/except</w:t>
+      </w:r>
+      <w:r>
+        <w:t xml:space="preserve"> ends the program cleanly on Ctrl+C or end of input.</w:t>
+      </w:r>
+    </w:p>
+    <w:p>
+      <w:pPr>
+        <w:spacing w:after="60"/>
+      </w:pPr>
+    </w:p>
+    <w:p>
+      <w:pPr>
+        <w:pStyle w:val="Heading2"/>
+        <w:keepNext/>
+        <w:spacing w:before="180" w:after="80"/>
+      </w:pPr>
+      <w:bookmarkStart w:id="19" w:name="_Toc244444816"/>
+      <w:r>
+        <w:t xml:space="preserve">4.5 </w:t>
+      </w:r>
+      <w:r>
+        <w:t>Output snapshot</w:t>
+      </w:r>
+      <w:bookmarkEnd w:id="19"/>
+    </w:p>
+    <w:p>
+      <w:pPr>
+        <w:keepNext/>
+        <w:spacing w:after="100" w:line="252" w:lineRule="auto"/>
+        <w:jc w:val="center"/>
+      </w:pPr>
+      <w:r>
         <w:drawing>
-          <wp:inline distT="0" distB="0" distL="0" distR="0" wp14:anchorId="797C2DD1" wp14:editId="2BF6AC41">
-            <wp:extent cx="3858163" cy="1829055"/>
-            <wp:effectExtent l="0" t="0" r="9525" b="0"/>
-            <wp:docPr id="8" name="Picture 8"/>
+          <wp:inline distT="0" distB="0" distL="0" distR="0" wp14:anchorId="0824191B" wp14:editId="6BE3DE9F">
+            <wp:extent cx="3839111" cy="1705213"/>
+            <wp:effectExtent l="0" t="0" r="9525" b="9525"/>
+            <wp:docPr id="7" name="Picture 7"/>
             <wp:cNvGraphicFramePr>
               <a:graphicFrameLocks xmlns:a="http://schemas.openxmlformats.org/drawingml/2006/main" noChangeAspect="1"/>
             </wp:cNvGraphicFramePr>
@@ -13846,6 +13855,70 @@
                   <pic:spPr>
                     <a:xfrm>
                       <a:off x="0" y="0"/>
+                      <a:ext cx="3839111" cy="1705213"/>
+                    </a:xfrm>
+                    <a:prstGeom prst="rect">
+                      <a:avLst/>
+                    </a:prstGeom>
+                  </pic:spPr>
+                </pic:pic>
+              </a:graphicData>
+            </a:graphic>
+          </wp:inline>
+        </w:drawing>
+      </w:r>
+    </w:p>
+    <w:p>
+      <w:pPr>
+        <w:spacing w:before="40" w:after="140"/>
+        <w:jc w:val="center"/>
+        <w:rPr>
+          <w:i/>
+          <w:iCs/>
+          <w:sz w:val="20"/>
+          <w:szCs w:val="20"/>
+        </w:rPr>
+      </w:pPr>
+      <w:r>
+        <w:rPr>
+          <w:i/>
+          <w:iCs/>
+          <w:sz w:val="20"/>
+          <w:szCs w:val="20"/>
+        </w:rPr>
+        <w:t>MMCH.py, sample case.</w:t>
+      </w:r>
+    </w:p>
+    <w:p>
+      <w:pPr>
+        <w:spacing w:before="40" w:after="140"/>
+        <w:jc w:val="center"/>
+      </w:pPr>
+      <w:r>
+        <w:drawing>
+          <wp:inline distT="0" distB="0" distL="0" distR="0" wp14:anchorId="797C2DD1" wp14:editId="2BF6AC41">
+            <wp:extent cx="3858163" cy="1829055"/>
+            <wp:effectExtent l="0" t="0" r="9525" b="0"/>
+            <wp:docPr id="8" name="Picture 8"/>
+            <wp:cNvGraphicFramePr>
+              <a:graphicFrameLocks xmlns:a="http://schemas.openxmlformats.org/drawingml/2006/main" noChangeAspect="1"/>
+            </wp:cNvGraphicFramePr>
+            <a:graphic xmlns:a="http://schemas.openxmlformats.org/drawingml/2006/main">
+              <a:graphicData uri="http://schemas.openxmlformats.org/drawingml/2006/picture">
+                <pic:pic xmlns:pic="http://schemas.openxmlformats.org/drawingml/2006/picture">
+                  <pic:nvPicPr>
+                    <pic:cNvPr id="1" name=""/>
+                    <pic:cNvPicPr/>
+                  </pic:nvPicPr>
+                  <pic:blipFill>
+                    <a:blip r:embed="rId16"/>
+                    <a:stretch>
+                      <a:fillRect/>
+                    </a:stretch>
+                  </pic:blipFill>
+                  <pic:spPr>
+                    <a:xfrm>
+                      <a:off x="0" y="0"/>
                       <a:ext cx="3858163" cy="1829055"/>
                     </a:xfrm>
                     <a:prstGeom prst="rect">
@@ -13880,9 +13953,12 @@
         <w:keepNext/>
         <w:spacing w:before="300" w:after="120"/>
       </w:pPr>
-      <w:bookmarkStart w:id="20" w:name="_Toc244433995"/>
+      <w:bookmarkStart w:id="20" w:name="_Toc244444817"/>
       <w:r>
         <w:t>5</w:t>
+      </w:r>
+      <w:r>
+        <w:t>.</w:t>
       </w:r>
       <w:r>
         <w:t xml:space="preserve"> </w:t>
@@ -13898,62 +13974,12 @@
         <w:jc w:val="both"/>
       </w:pPr>
       <w:r>
-        <w:t xml:space="preserve">Three Rosalind problems were solved in Python and checked against their sample outputs: LOCA returns 23 (LYPRTEINSTRIN and LYEINSTEIN is one of the two optimal alignments listed), GAFF returns 8 with PRT---EINS and PRTWPSEIN-, and MMCH returns 6. LOCA and GAFF show how dynamic-programming tables replace a search over exponentially many alignments with </w:t>
-      </w:r>
-      <w:r>
-        <w:rPr>
-          <w:i/>
-          <w:iCs/>
-        </w:rPr>
-        <w:t>O</w:t>
-      </w:r>
-      <w:r>
-        <w:t>(</w:t>
-      </w:r>
-      <w:r>
-        <w:rPr>
-          <w:i/>
-          <w:iCs/>
-        </w:rPr>
-        <w:t>nm</w:t>
-      </w:r>
-      <w:r>
-        <w:t xml:space="preserve">) work; the three states </w:t>
-      </w:r>
-      <w:r>
-        <w:rPr>
-          <w:i/>
-          <w:iCs/>
-        </w:rPr>
-        <w:t>M</w:t>
-      </w:r>
-      <w:r>
-        <w:t xml:space="preserve">, </w:t>
-      </w:r>
-      <w:r>
-        <w:rPr>
-          <w:i/>
-          <w:iCs/>
-        </w:rPr>
-        <w:t>X</w:t>
-      </w:r>
-      <w:r>
-        <w:t xml:space="preserve"> and </w:t>
-      </w:r>
-      <w:r>
-        <w:rPr>
-          <w:i/>
-          <w:iCs/>
-        </w:rPr>
-        <w:t>Y</w:t>
-      </w:r>
-      <w:r>
-        <w:t xml:space="preserve"> of GAFF show how an affine gap penalty needs extra information about whether a gap is open. MMCH shows that once the independent parts of a counting problem are identified, a short formula gives the answer directly.</w:t>
+        <w:t>Three Rosalind problems were solved in Python and categorized to fulfill the assignment requirements: LOCA for Alignment, GAFF for Dynamic Programming, and MMCH for String Algorithms. When checked against their sample outputs, LOCA returns 23 (where LYPRTEINSTRIN and LYEINSTEIN form one of the two optimal alignments listed), GAFF returns 8 with PRT---EINS and PRTWPSEIN-, and MMCH returns 6. Both LOCA and GAFF demonstrate how dynamic-programming tables replace a search over exponentially many alignments with O(nm) work; specifically, the three states M, X, and Y of GAFF show how an affine gap penalty requires extra information about whether a gap is currently open. Meanwhile, the MMCH string algorithm illustrates that once the independent parts of a counting problem are identified, a short formula provides the answer directly.</w:t>
       </w:r>
     </w:p>
     <w:sectPr>
-      <w:headerReference w:type="default" r:id="rId16"/>
-      <w:footerReference w:type="default" r:id="rId17"/>
+      <w:headerReference w:type="default" r:id="rId17"/>
+      <w:footerReference w:type="default" r:id="rId18"/>
       <w:pgSz w:w="11906" w:h="16838"/>
       <w:pgMar w:top="1150" w:right="1224" w:bottom="1150" w:left="1224" w:header="708" w:footer="708" w:gutter="0"/>
       <w:cols w:space="720"/>
@@ -14065,6 +14091,92 @@
 <file path=word/numbering.xml><?xml version="1.0" encoding="utf-8"?>
 <w:numbering xmlns:wpc="http://schemas.microsoft.com/office/word/2010/wordprocessingCanvas" xmlns:cx="http://schemas.microsoft.com/office/drawing/2014/chartex" xmlns:mc="http://schemas.openxmlformats.org/markup-compatibility/2006" xmlns:o="urn:schemas-microsoft-com:office:office" xmlns:r="http://schemas.openxmlformats.org/officeDocument/2006/relationships" xmlns:m="http://schemas.openxmlformats.org/officeDocument/2006/math" xmlns:v="urn:schemas-microsoft-com:vml" xmlns:wp14="http://schemas.microsoft.com/office/word/2010/wordprocessingDrawing" xmlns:wp="http://schemas.openxmlformats.org/drawingml/2006/wordprocessingDrawing" xmlns:w10="urn:schemas-microsoft-com:office:word" xmlns:w="http://schemas.openxmlformats.org/wordprocessingml/2006/main" xmlns:w14="http://schemas.microsoft.com/office/word/2010/wordml" xmlns:w15="http://schemas.microsoft.com/office/word/2012/wordml" xmlns:w16se="http://schemas.microsoft.com/office/word/2015/wordml/symex" xmlns:wpg="http://schemas.microsoft.com/office/word/2010/wordprocessingGroup" xmlns:wpi="http://schemas.microsoft.com/office/word/2010/wordprocessingInk" xmlns:wne="http://schemas.microsoft.com/office/word/2006/wordml" xmlns:wps="http://schemas.microsoft.com/office/word/2010/wordprocessingShape" mc:Ignorable="w14 w15 w16se wp14">
   <w:abstractNum w:abstractNumId="0" w15:restartNumberingAfterBreak="0">
+    <w:nsid w:val="00D639D2"/>
+    <w:multiLevelType w:val="hybridMultilevel"/>
+    <w:tmpl w:val="CBBED4E6"/>
+    <w:lvl w:ilvl="0" w:tplc="0409000F">
+      <w:start w:val="1"/>
+      <w:numFmt w:val="decimal"/>
+      <w:lvlText w:val="%1."/>
+      <w:lvlJc w:val="left"/>
+      <w:pPr>
+        <w:ind w:left="720" w:hanging="360"/>
+      </w:pPr>
+    </w:lvl>
+    <w:lvl w:ilvl="1" w:tplc="04090019" w:tentative="1">
+      <w:start w:val="1"/>
+      <w:numFmt w:val="lowerLetter"/>
+      <w:lvlText w:val="%2."/>
+      <w:lvlJc w:val="left"/>
+      <w:pPr>
+        <w:ind w:left="1440" w:hanging="360"/>
+      </w:pPr>
+    </w:lvl>
+    <w:lvl w:ilvl="2" w:tplc="0409001B" w:tentative="1">
+      <w:start w:val="1"/>
+      <w:numFmt w:val="lowerRoman"/>
+      <w:lvlText w:val="%3."/>
+      <w:lvlJc w:val="right"/>
+      <w:pPr>
+        <w:ind w:left="2160" w:hanging="180"/>
+      </w:pPr>
+    </w:lvl>
+    <w:lvl w:ilvl="3" w:tplc="0409000F" w:tentative="1">
+      <w:start w:val="1"/>
+      <w:numFmt w:val="decimal"/>
+      <w:lvlText w:val="%4."/>
+      <w:lvlJc w:val="left"/>
+      <w:pPr>
+        <w:ind w:left="2880" w:hanging="360"/>
+      </w:pPr>
+    </w:lvl>
+    <w:lvl w:ilvl="4" w:tplc="04090019" w:tentative="1">
+      <w:start w:val="1"/>
+      <w:numFmt w:val="lowerLetter"/>
+      <w:lvlText w:val="%5."/>
+      <w:lvlJc w:val="left"/>
+      <w:pPr>
+        <w:ind w:left="3600" w:hanging="360"/>
+      </w:pPr>
+    </w:lvl>
+    <w:lvl w:ilvl="5" w:tplc="0409001B" w:tentative="1">
+      <w:start w:val="1"/>
+      <w:numFmt w:val="lowerRoman"/>
+      <w:lvlText w:val="%6."/>
+      <w:lvlJc w:val="right"/>
+      <w:pPr>
+        <w:ind w:left="4320" w:hanging="180"/>
+      </w:pPr>
+    </w:lvl>
+    <w:lvl w:ilvl="6" w:tplc="0409000F" w:tentative="1">
+      <w:start w:val="1"/>
+      <w:numFmt w:val="decimal"/>
+      <w:lvlText w:val="%7."/>
+      <w:lvlJc w:val="left"/>
+      <w:pPr>
+        <w:ind w:left="5040" w:hanging="360"/>
+      </w:pPr>
+    </w:lvl>
+    <w:lvl w:ilvl="7" w:tplc="04090019" w:tentative="1">
+      <w:start w:val="1"/>
+      <w:numFmt w:val="lowerLetter"/>
+      <w:lvlText w:val="%8."/>
+      <w:lvlJc w:val="left"/>
+      <w:pPr>
+        <w:ind w:left="5760" w:hanging="360"/>
+      </w:pPr>
+    </w:lvl>
+    <w:lvl w:ilvl="8" w:tplc="0409001B" w:tentative="1">
+      <w:start w:val="1"/>
+      <w:numFmt w:val="lowerRoman"/>
+      <w:lvlText w:val="%9."/>
+      <w:lvlJc w:val="right"/>
+      <w:pPr>
+        <w:ind w:left="6480" w:hanging="180"/>
+      </w:pPr>
+    </w:lvl>
+  </w:abstractNum>
+  <w:abstractNum w:abstractNumId="1" w15:restartNumberingAfterBreak="0">
     <w:nsid w:val="17152EF7"/>
     <w:multiLevelType w:val="hybridMultilevel"/>
     <w:tmpl w:val="06D0DE62"/>
@@ -14118,7 +14230,7 @@
       <w:lvlJc w:val="left"/>
     </w:lvl>
   </w:abstractNum>
-  <w:abstractNum w:abstractNumId="1" w15:restartNumberingAfterBreak="0">
+  <w:abstractNum w:abstractNumId="2" w15:restartNumberingAfterBreak="0">
     <w:nsid w:val="3B641E7A"/>
     <w:multiLevelType w:val="hybridMultilevel"/>
     <w:tmpl w:val="C6DC6AAE"/>
@@ -14204,7 +14316,120 @@
       </w:pPr>
     </w:lvl>
   </w:abstractNum>
-  <w:abstractNum w:abstractNumId="2" w15:restartNumberingAfterBreak="0">
+  <w:abstractNum w:abstractNumId="3" w15:restartNumberingAfterBreak="0">
+    <w:nsid w:val="58045FDA"/>
+    <w:multiLevelType w:val="multilevel"/>
+    <w:tmpl w:val="FD843D1E"/>
+    <w:lvl w:ilvl="0">
+      <w:start w:val="1"/>
+      <w:numFmt w:val="decimal"/>
+      <w:lvlText w:val="%1."/>
+      <w:lvlJc w:val="left"/>
+      <w:pPr>
+        <w:tabs>
+          <w:tab w:val="num" w:pos="720"/>
+        </w:tabs>
+        <w:ind w:left="720" w:hanging="360"/>
+      </w:pPr>
+    </w:lvl>
+    <w:lvl w:ilvl="1" w:tentative="1">
+      <w:start w:val="1"/>
+      <w:numFmt w:val="decimal"/>
+      <w:lvlText w:val="%2."/>
+      <w:lvlJc w:val="left"/>
+      <w:pPr>
+        <w:tabs>
+          <w:tab w:val="num" w:pos="1440"/>
+        </w:tabs>
+        <w:ind w:left="1440" w:hanging="360"/>
+      </w:pPr>
+    </w:lvl>
+    <w:lvl w:ilvl="2" w:tentative="1">
+      <w:start w:val="1"/>
+      <w:numFmt w:val="decimal"/>
+      <w:lvlText w:val="%3."/>
+      <w:lvlJc w:val="left"/>
+      <w:pPr>
+        <w:tabs>
+          <w:tab w:val="num" w:pos="2160"/>
+        </w:tabs>
+        <w:ind w:left="2160" w:hanging="360"/>
+      </w:pPr>
+    </w:lvl>
+    <w:lvl w:ilvl="3" w:tentative="1">
+      <w:start w:val="1"/>
+      <w:numFmt w:val="decimal"/>
+      <w:lvlText w:val="%4."/>
+      <w:lvlJc w:val="left"/>
+      <w:pPr>
+        <w:tabs>
+          <w:tab w:val="num" w:pos="2880"/>
+        </w:tabs>
+        <w:ind w:left="2880" w:hanging="360"/>
+      </w:pPr>
+    </w:lvl>
+    <w:lvl w:ilvl="4" w:tentative="1">
+      <w:start w:val="1"/>
+      <w:numFmt w:val="decimal"/>
+      <w:lvlText w:val="%5."/>
+      <w:lvlJc w:val="left"/>
+      <w:pPr>
+        <w:tabs>
+          <w:tab w:val="num" w:pos="3600"/>
+        </w:tabs>
+        <w:ind w:left="3600" w:hanging="360"/>
+      </w:pPr>
+    </w:lvl>
+    <w:lvl w:ilvl="5" w:tentative="1">
+      <w:start w:val="1"/>
+      <w:numFmt w:val="decimal"/>
+      <w:lvlText w:val="%6."/>
+      <w:lvlJc w:val="left"/>
+      <w:pPr>
+        <w:tabs>
+          <w:tab w:val="num" w:pos="4320"/>
+        </w:tabs>
+        <w:ind w:left="4320" w:hanging="360"/>
+      </w:pPr>
+    </w:lvl>
+    <w:lvl w:ilvl="6" w:tentative="1">
+      <w:start w:val="1"/>
+      <w:numFmt w:val="decimal"/>
+      <w:lvlText w:val="%7."/>
+      <w:lvlJc w:val="left"/>
+      <w:pPr>
+        <w:tabs>
+          <w:tab w:val="num" w:pos="5040"/>
+        </w:tabs>
+        <w:ind w:left="5040" w:hanging="360"/>
+      </w:pPr>
+    </w:lvl>
+    <w:lvl w:ilvl="7" w:tentative="1">
+      <w:start w:val="1"/>
+      <w:numFmt w:val="decimal"/>
+      <w:lvlText w:val="%8."/>
+      <w:lvlJc w:val="left"/>
+      <w:pPr>
+        <w:tabs>
+          <w:tab w:val="num" w:pos="5760"/>
+        </w:tabs>
+        <w:ind w:left="5760" w:hanging="360"/>
+      </w:pPr>
+    </w:lvl>
+    <w:lvl w:ilvl="8" w:tentative="1">
+      <w:start w:val="1"/>
+      <w:numFmt w:val="decimal"/>
+      <w:lvlText w:val="%9."/>
+      <w:lvlJc w:val="left"/>
+      <w:pPr>
+        <w:tabs>
+          <w:tab w:val="num" w:pos="6480"/>
+        </w:tabs>
+        <w:ind w:left="6480" w:hanging="360"/>
+      </w:pPr>
+    </w:lvl>
+  </w:abstractNum>
+  <w:abstractNum w:abstractNumId="4" w15:restartNumberingAfterBreak="0">
     <w:nsid w:val="5A8A3B5A"/>
     <w:multiLevelType w:val="hybridMultilevel"/>
     <w:tmpl w:val="73AE67B0"/>
@@ -14258,7 +14483,7 @@
       <w:lvlJc w:val="left"/>
     </w:lvl>
   </w:abstractNum>
-  <w:abstractNum w:abstractNumId="3" w15:restartNumberingAfterBreak="0">
+  <w:abstractNum w:abstractNumId="5" w15:restartNumberingAfterBreak="0">
     <w:nsid w:val="68667132"/>
     <w:multiLevelType w:val="hybridMultilevel"/>
     <w:tmpl w:val="93361BA0"/>
@@ -14313,28 +14538,34 @@
     </w:lvl>
   </w:abstractNum>
   <w:num w:numId="1">
+    <w:abstractNumId w:val="2"/>
+    <w:lvlOverride w:ilvl="0">
+      <w:startOverride w:val="1"/>
+    </w:lvlOverride>
+  </w:num>
+  <w:num w:numId="2">
     <w:abstractNumId w:val="1"/>
     <w:lvlOverride w:ilvl="0">
       <w:startOverride w:val="1"/>
     </w:lvlOverride>
   </w:num>
-  <w:num w:numId="2">
-    <w:abstractNumId w:val="0"/>
-    <w:lvlOverride w:ilvl="0">
-      <w:startOverride w:val="1"/>
-    </w:lvlOverride>
-  </w:num>
   <w:num w:numId="3">
-    <w:abstractNumId w:val="2"/>
+    <w:abstractNumId w:val="4"/>
     <w:lvlOverride w:ilvl="0">
       <w:startOverride w:val="1"/>
     </w:lvlOverride>
   </w:num>
   <w:num w:numId="4">
-    <w:abstractNumId w:val="3"/>
+    <w:abstractNumId w:val="5"/>
     <w:lvlOverride w:ilvl="0">
       <w:startOverride w:val="1"/>
     </w:lvlOverride>
+  </w:num>
+  <w:num w:numId="5">
+    <w:abstractNumId w:val="3"/>
+  </w:num>
+  <w:num w:numId="6">
+    <w:abstractNumId w:val="0"/>
   </w:num>
 </w:numbering>
 </file>
@@ -15141,14 +15372,14 @@
     <w:charset w:val="00"/>
     <w:family w:val="swiss"/>
     <w:pitch w:val="variable"/>
-    <w:sig w:usb0="A00002EF" w:usb1="4000207B" w:usb2="00000000" w:usb3="00000000" w:csb0="0000009F" w:csb1="00000000"/>
+    <w:sig w:usb0="A0002AEF" w:usb1="4000207B" w:usb2="00000000" w:usb3="00000000" w:csb0="000001FF" w:csb1="00000000"/>
   </w:font>
   <w:font w:name="Calibri">
     <w:panose1 w:val="020F0502020204030204"/>
     <w:charset w:val="00"/>
     <w:family w:val="swiss"/>
     <w:pitch w:val="variable"/>
-    <w:sig w:usb0="E00002FF" w:usb1="4000ACFF" w:usb2="00000001" w:usb3="00000000" w:csb0="0000019F" w:csb1="00000000"/>
+    <w:sig w:usb0="E0002AFF" w:usb1="4000ACFF" w:usb2="00000001" w:usb3="00000000" w:csb0="000001FF" w:csb1="00000000"/>
   </w:font>
   <w:font w:name="Arial">
     <w:panose1 w:val="020B0604020202020204"/>
@@ -15917,7 +16148,7 @@
 </file>
 
 <file path=customXml/itemProps1.xml><?xml version="1.0" encoding="utf-8"?>
-<ds:datastoreItem xmlns:ds="http://schemas.openxmlformats.org/officeDocument/2006/customXml" ds:itemID="{76903850-9C5F-4656-9EB5-0E9985C8C074}">
+<ds:datastoreItem xmlns:ds="http://schemas.openxmlformats.org/officeDocument/2006/customXml" ds:itemID="{AC8F3A04-6FCD-4855-B84A-A35C99F3A68B}">
   <ds:schemaRefs>
     <ds:schemaRef ds:uri="http://schemas.openxmlformats.org/officeDocument/2006/bibliography"/>
   </ds:schemaRefs>

--- a/shortened_implementation/CS-434_Bioinformatics_PBL_Report.docx
+++ b/shortened_implementation/CS-434_Bioinformatics_PBL_Report.docx
@@ -1023,6 +1023,8 @@
               </w:rPr>
               <w:t>2.4 Explanation of the implementation</w:t>
             </w:r>
+            <w:bookmarkStart w:id="0" w:name="_GoBack"/>
+            <w:bookmarkEnd w:id="0"/>
             <w:r>
               <w:rPr>
                 <w:noProof/>
@@ -2235,8 +2237,6 @@
               <w:noProof/>
             </w:rPr>
           </w:pPr>
-          <w:bookmarkStart w:id="0" w:name="_GoBack"/>
-          <w:bookmarkEnd w:id="0"/>
         </w:p>
         <w:p>
           <w:pPr>
@@ -16148,7 +16148,7 @@
 </file>
 
 <file path=customXml/itemProps1.xml><?xml version="1.0" encoding="utf-8"?>
-<ds:datastoreItem xmlns:ds="http://schemas.openxmlformats.org/officeDocument/2006/customXml" ds:itemID="{AC8F3A04-6FCD-4855-B84A-A35C99F3A68B}">
+<ds:datastoreItem xmlns:ds="http://schemas.openxmlformats.org/officeDocument/2006/customXml" ds:itemID="{260B54D2-2E58-4A7C-B950-243A08239805}">
   <ds:schemaRefs>
     <ds:schemaRef ds:uri="http://schemas.openxmlformats.org/officeDocument/2006/bibliography"/>
   </ds:schemaRefs>
